--- a/entregaveis/guia_estudo_defesa.docx
+++ b/entregaveis/guia_estudo_defesa.docx
@@ -467,7 +467,7 @@
           <w:i w:val="0"/>
           <w:sz w:val="22"/>
         </w:rPr>
-        <w:t>BURT, R. S. (2004). Structural Holes and Good Ideas. American Journal of Sociology, v. 110, n. 2, p. 349-399.</w:t>
+        <w:t>CRENSHAW, K. (1989). Demarginalizing the Intersection of Race and Sex. University of Chicago Legal Forum, v. 1989, n. 1, p. 139-167.</w:t>
       </w:r>
     </w:p>
     <w:p>
@@ -483,7 +483,7 @@
           <w:i w:val="0"/>
           <w:sz w:val="22"/>
         </w:rPr>
-        <w:t>Por que é relevante: fundamenta a análise de betweenness centrality na SNA e o argumento de que negros têm betweenness=0 mesmo com pós-graduação.</w:t>
+        <w:t>Por que é relevante: fundamenta a decomposição interseccional — a penalidade extra da mulher negra (+9,5 p.p.) não é a soma das penalidades de raça e de gênero isoladas.</w:t>
       </w:r>
     </w:p>
     <w:p>
@@ -499,7 +499,7 @@
           <w:i w:val="0"/>
           <w:sz w:val="22"/>
         </w:rPr>
-        <w:t>O que ler: Introduction (pp. 349–355) + seção 'Network Constraint and Brokerage' (pp. 355–370). São ~20 páginas.</w:t>
+        <w:t>O que ler: o argumento central sobre a interseccionalidade como categoria analítica própria (a metáfora do cruzamento).</w:t>
       </w:r>
     </w:p>
     <w:p>
@@ -515,7 +515,7 @@
           <w:i w:val="0"/>
           <w:sz w:val="22"/>
         </w:rPr>
-        <w:t>Conceito-chave: structural hole = posição de broker entre grupos que não se conectam diretamente. Alta betweenness = acesso antecipado a informação e oportunidades.</w:t>
+        <w:t>Conceito-chave: interseccionalidade = a combinação raça × gênero produz desvantagem específica e não-aditiva, que eixos isolados não capturam.</w:t>
       </w:r>
     </w:p>
     <w:p/>
@@ -832,7 +832,7 @@
           <w:i w:val="0"/>
           <w:sz w:val="22"/>
         </w:rPr>
-        <w:t>Burt (2004) + Wilson (1987) Cap. 1 (~60 páginas no total)</w:t>
+        <w:t>Crenshaw (1989) + Wilson (1987) Cap. 1 (~50 páginas no total)</w:t>
       </w:r>
     </w:p>
     <w:p>
@@ -2764,7 +2764,7 @@
           <w:i w:val="0"/>
           <w:sz w:val="21"/>
         </w:rPr>
-        <w:t>'O Oaxaca une os três vértices do triângulo de evidências. Os 84% de dotações são explicados pelo logit (acesso a ocupações) e pela SNA (exclusão das redes). Os 16% de retornos são explicados pelo HLM M4 (6,2% de discriminação pura de remuneração). Os métodos são consistentes entre si.'</w:t>
+        <w:t>'O Oaxaca conversa com os demais métodos do núcleo. Os 83,8% de dotações são explicados pelo GLMM (a barreira de acesso às ocupações, OR≈0,705). Os 16,2% de retornos correspondem ao HLM M4 (6,2% de discriminação salarial residual). A ressalva de Oaxaca &amp; Ransom (1999) é que incluir ocupação como dotação subestima a discriminação total — por isso GLMM e Oaxaca são complementares.'</w:t>
       </w:r>
     </w:p>
     <w:p>
@@ -3681,197 +3681,6 @@
           <w:rFonts w:ascii="Calibri" w:hAnsi="Calibri"/>
           <w:color w:val="1F3864"/>
         </w:rPr>
-        <w:t>Figura 9d — Interseccionalidade GLMM (grupo_rg): o teto de vidro recai sobre a mulher negra</w:t>
-      </w:r>
-    </w:p>
-    <w:p>
-      <w:pPr>
-        <w:jc w:val="center"/>
-      </w:pPr>
-      <w:r>
-        <w:drawing>
-          <wp:inline xmlns:a="http://schemas.openxmlformats.org/drawingml/2006/main" xmlns:pic="http://schemas.openxmlformats.org/drawingml/2006/picture">
-            <wp:extent cx="5040000" cy="3332732"/>
-            <wp:docPr id="10" name="Picture 10"/>
-            <wp:cNvGraphicFramePr>
-              <a:graphicFrameLocks noChangeAspect="1"/>
-            </wp:cNvGraphicFramePr>
-            <a:graphic>
-              <a:graphicData uri="http://schemas.openxmlformats.org/drawingml/2006/picture">
-                <pic:pic>
-                  <pic:nvPicPr>
-                    <pic:cNvPr id="0" name="grupo_rg_interseccional.png"/>
-                    <pic:cNvPicPr/>
-                  </pic:nvPicPr>
-                  <pic:blipFill>
-                    <a:blip r:embed="rId18"/>
-                    <a:stretch>
-                      <a:fillRect/>
-                    </a:stretch>
-                  </pic:blipFill>
-                  <pic:spPr>
-                    <a:xfrm>
-                      <a:off x="0" y="0"/>
-                      <a:ext cx="5040000" cy="3332732"/>
-                    </a:xfrm>
-                    <a:prstGeom prst="rect"/>
-                  </pic:spPr>
-                </pic:pic>
-              </a:graphicData>
-            </a:graphic>
-          </wp:inline>
-        </w:drawing>
-      </w:r>
-    </w:p>
-    <w:p>
-      <w:pPr>
-        <w:spacing w:after="200"/>
-        <w:jc w:val="center"/>
-      </w:pPr>
-      <w:r>
-        <w:rPr>
-          <w:i/>
-          <w:color w:val="606060"/>
-          <w:sz w:val="18"/>
-        </w:rPr>
-        <w:t>OR dos 4 grupos raça×gênero vs. homem branco em 3 desfechos. A mulher negra é alçada no acesso à categoria, mas a mais excluída no topo da renda.</w:t>
-      </w:r>
-    </w:p>
-    <w:p>
-      <w:pPr>
-        <w:spacing w:before="80" w:after="120"/>
-        <w:jc w:val="left"/>
-      </w:pPr>
-      <w:r>
-        <w:rPr>
-          <w:rFonts w:ascii="Calibri" w:hAnsi="Calibri"/>
-          <w:b/>
-          <w:i w:val="0"/>
-          <w:color w:val="1F3864"/>
-          <w:sz w:val="22"/>
-        </w:rPr>
-        <w:t>Como ler:</w:t>
-      </w:r>
-    </w:p>
-    <w:p>
-      <w:pPr>
-        <w:pStyle w:val="ListBullet"/>
-        <w:spacing w:after="60"/>
-        <w:ind w:left="283"/>
-      </w:pPr>
-      <w:r>
-        <w:rPr>
-          <w:rFonts w:ascii="Calibri" w:hAnsi="Calibri"/>
-          <w:b w:val="0"/>
-          <w:i w:val="0"/>
-          <w:sz w:val="22"/>
-        </w:rPr>
-        <w:t>GLMM com fator de 4 grupos (homem branco = referência) + interação negro×sexo_fem, em 3 desfechos: acesso a CBO 1–4, renda no top 20% e no top 10%.</w:t>
-      </w:r>
-    </w:p>
-    <w:p>
-      <w:pPr>
-        <w:pStyle w:val="ListBullet"/>
-        <w:spacing w:after="60"/>
-        <w:ind w:left="283"/>
-      </w:pPr>
-      <w:r>
-        <w:rPr>
-          <w:rFonts w:ascii="Calibri" w:hAnsi="Calibri"/>
-          <w:b w:val="0"/>
-          <w:i w:val="0"/>
-          <w:sz w:val="22"/>
-        </w:rPr>
-        <w:t>ACESSO (CBO 1–4): mulher negra OR=1,33 (ACIMA do homem branco — profissões feminizadas são CBO 1–4); o mais penalizado é o homem negro (OR=0,65).</w:t>
-      </w:r>
-    </w:p>
-    <w:p>
-      <w:pPr>
-        <w:pStyle w:val="ListBullet"/>
-        <w:spacing w:after="60"/>
-        <w:ind w:left="283"/>
-      </w:pPr>
-      <w:r>
-        <w:rPr>
-          <w:rFonts w:ascii="Calibri" w:hAnsi="Calibri"/>
-          <w:b w:val="0"/>
-          <w:i w:val="0"/>
-          <w:sz w:val="22"/>
-        </w:rPr>
-        <w:t>TOPO da renda (top 10%): INVERTE — a mulher negra é a MAIS excluída (OR=0,34), abaixo da mulher branca (0,49) e do homem negro (0,65).</w:t>
-      </w:r>
-    </w:p>
-    <w:p>
-      <w:pPr>
-        <w:pStyle w:val="ListBullet"/>
-        <w:spacing w:after="60"/>
-        <w:ind w:left="283"/>
-      </w:pPr>
-      <w:r>
-        <w:rPr>
-          <w:rFonts w:ascii="Calibri" w:hAnsi="Calibri"/>
-          <w:b w:val="0"/>
-          <w:i w:val="0"/>
-          <w:sz w:val="22"/>
-        </w:rPr>
-        <w:t>Interação sub-aditiva (OR=1,14 no acesso): a penalidade racial é um pouco menor entre mulheres — mas a negra acumula raça + teto de vidro de gênero no topo.</w:t>
-      </w:r>
-    </w:p>
-    <w:p>
-      <w:pPr>
-        <w:spacing w:before="80" w:after="40"/>
-      </w:pPr>
-      <w:r>
-        <w:rPr>
-          <w:rFonts w:ascii="Calibri" w:hAnsi="Calibri"/>
-          <w:b/>
-          <w:i w:val="0"/>
-          <w:color w:val="FF8F00"/>
-          <w:sz w:val="22"/>
-        </w:rPr>
-        <w:t>▌ O que dizer se perguntarem sobre interseccionalidade (GLMM):</w:t>
-      </w:r>
-    </w:p>
-    <w:p>
-      <w:pPr>
-        <w:spacing w:after="40"/>
-        <w:ind w:left="454"/>
-      </w:pPr>
-      <w:r>
-        <w:rPr>
-          <w:rFonts w:ascii="Calibri" w:hAnsi="Calibri"/>
-          <w:b w:val="0"/>
-          <w:i w:val="0"/>
-          <w:sz w:val="21"/>
-        </w:rPr>
-        <w:t>'O efeito não é uniforme entre desfechos. No ACESSO à categoria qualificada, a mulher negra é até alçada (OR 1,33), porque profissões feminizadas — magistério, enfermagem, administrativo — são CBO 1–4; o mais barrado é o homem negro. Mas no TOPO da renda o quadro inverte: a mulher negra é a mais excluída de todas (OR 0,34 no decil superior). O teto de vidro não é racial nem sexualmente neutro — recai com força máxima sobre ela.'</w:t>
-      </w:r>
-    </w:p>
-    <w:p>
-      <w:pPr>
-        <w:spacing w:after="40"/>
-        <w:ind w:left="454"/>
-      </w:pPr>
-      <w:r>
-        <w:rPr>
-          <w:rFonts w:ascii="Calibri" w:hAnsi="Calibri"/>
-          <w:b w:val="0"/>
-          <w:i w:val="0"/>
-          <w:sz w:val="21"/>
-        </w:rPr>
-        <w:t>'A interação é sub-aditiva (não é soma simples), mas isso não a protege: ela pode ENTRAR em ocupações qualificadas, mas é sistematicamente barrada de CHEGAR AO TOPO da remuneração — raça e gênero se combinam exatamente onde mais importa para a ascensão.'</w:t>
-      </w:r>
-    </w:p>
-    <w:p/>
-    <w:p>
-      <w:pPr>
-        <w:pStyle w:val="Heading2"/>
-      </w:pPr>
-      <w:r>
-        <w:rPr>
-          <w:rFonts w:ascii="Calibri" w:hAnsi="Calibri"/>
-          <w:color w:val="1F3864"/>
-        </w:rPr>
         <w:t>Figura 10 — SHAP Values: Importância das Variáveis no XGBoost</w:t>
       </w:r>
     </w:p>
@@ -3883,7 +3692,7 @@
         <w:drawing>
           <wp:inline xmlns:a="http://schemas.openxmlformats.org/drawingml/2006/main" xmlns:pic="http://schemas.openxmlformats.org/drawingml/2006/picture">
             <wp:extent cx="5040000" cy="3736625"/>
-            <wp:docPr id="11" name="Picture 11"/>
+            <wp:docPr id="10" name="Picture 10"/>
             <wp:cNvGraphicFramePr>
               <a:graphicFrameLocks noChangeAspect="1"/>
             </wp:cNvGraphicFramePr>
@@ -3895,7 +3704,7 @@
                     <pic:cNvPicPr/>
                   </pic:nvPicPr>
                   <pic:blipFill>
-                    <a:blip r:embed="rId19"/>
+                    <a:blip r:embed="rId18"/>
                     <a:stretch>
                       <a:fillRect/>
                     </a:stretch>
@@ -4160,7 +3969,7 @@
           <w:i w:val="0"/>
           <w:sz w:val="22"/>
         </w:rPr>
-        <w:t>NÃO é o motor causal (isso é HLM/GLMM/Oaxaca/Heckman/Oster). Cumpre TRÊS funções: (1) triangulação/robustez — método não-paramétrico, sem supor linearidade, confirma o sinal econométrico; (2) interpretabilidade via SHAP — quantifica a contribuição de cada variável e suas interações; (3) mecanismo tangível — waterfalls de casos individuais.</w:t>
+        <w:t>NÃO é o motor causal (isso é HLM/GLMM/Oaxaca/quantílica). Cumpre TRÊS funções: (1) triangulação/robustez — método não-paramétrico, sem supor linearidade, confirma o sinal econométrico; (2) interpretabilidade via SHAP — quantifica a contribuição de cada variável e suas interações; (3) mecanismo tangível — waterfalls de casos individuais.</w:t>
       </w:r>
     </w:p>
     <w:p>
@@ -4192,7 +4001,7 @@
           <w:i w:val="0"/>
           <w:sz w:val="22"/>
         </w:rPr>
-        <w:t>O preditor nº 1 é a RENDA MÉDIA DA UPA (bairro) — acima da escolaridade e de qualquer traço individual. A variável 'negro' tem importância DIRETA modesta (abaixo do top-12).</w:t>
+        <w:t>A RENDA MÉDIA DA UPA (bairro) figura entre os preditores de maior peso, mas é parcialmente endógena (problema do reflexo, Manski 1993): agrega o próprio indivíduo, então deve ser lida como mediação territorial, não como determinante causal. A variável 'negro' tem importância DIRETA modesta (abaixo do top-12).</w:t>
       </w:r>
     </w:p>
     <w:p>
@@ -4240,7 +4049,7 @@
           <w:i w:val="0"/>
           <w:sz w:val="22"/>
         </w:rPr>
-        <w:t>HLM: o domínio do contexto no SHAP espelha a mediação contextual do HLM (~52% via UPA). Oaxaca: importância direta pequena da raça ↔ gap majoritariamente de dotações. GLMM: o ML modela RENDA, o GLMM modela ACESSO (faces complementares). SNA: a parcela residual da raça + betweenness=0 explicam por que o diploma negro rende menos. PO: a importância SHAP ajuda a calibrar as prioridades das políticas.</w:t>
+        <w:t>HLM: o peso do contexto no SHAP espelha a mediação contextual do HLM (~52% via UPA). Oaxaca: importância direta pequena da raça ↔ gap majoritariamente de dotações. GLMM: o ML modela RENDA, o GLMM modela ACESSO (faces complementares). Os métodos do núcleo convergem para o mesmo diagnóstico, por vias independentes.</w:t>
       </w:r>
     </w:p>
     <w:p>
@@ -4256,7 +4065,7 @@
           <w:i w:val="0"/>
           <w:sz w:val="22"/>
         </w:rPr>
-        <w:t>Explicar vs. prever: a heterogeneidade geográfica (random slope) é inferencialmente real, mas adicionar UF ao ML não muda o R² (testado: ΔR²≈0) — o contexto já está nas features. Use essa distinção se questionarem.</w:t>
+        <w:t>Explicar vs. prever: o ML é preditivo/validador, não inferencial. Adicionar UF ao ML não muda o R² (ΔR²≈0) — o contexto já está nas features. Use essa distinção se questionarem.</w:t>
       </w:r>
     </w:p>
     <w:p>
@@ -4304,408 +4113,6 @@
           <w:rFonts w:ascii="Calibri" w:hAnsi="Calibri"/>
           <w:color w:val="1F3864"/>
         </w:rPr>
-        <w:t>Figura 11 — Rede Social Ocupacional: Betweenness por Raça e Escolaridade</w:t>
-      </w:r>
-    </w:p>
-    <w:p>
-      <w:pPr>
-        <w:jc w:val="center"/>
-      </w:pPr>
-      <w:r>
-        <w:drawing>
-          <wp:inline xmlns:a="http://schemas.openxmlformats.org/drawingml/2006/main" xmlns:pic="http://schemas.openxmlformats.org/drawingml/2006/picture">
-            <wp:extent cx="5040000" cy="3769412"/>
-            <wp:docPr id="12" name="Picture 12"/>
-            <wp:cNvGraphicFramePr>
-              <a:graphicFrameLocks noChangeAspect="1"/>
-            </wp:cNvGraphicFramePr>
-            <a:graphic>
-              <a:graphicData uri="http://schemas.openxmlformats.org/drawingml/2006/picture">
-                <pic:pic>
-                  <pic:nvPicPr>
-                    <pic:cNvPr id="0" name="sna_rede_demografica.png"/>
-                    <pic:cNvPicPr/>
-                  </pic:nvPicPr>
-                  <pic:blipFill>
-                    <a:blip r:embed="rId20"/>
-                    <a:stretch>
-                      <a:fillRect/>
-                    </a:stretch>
-                  </pic:blipFill>
-                  <pic:spPr>
-                    <a:xfrm>
-                      <a:off x="0" y="0"/>
-                      <a:ext cx="5040000" cy="3769412"/>
-                    </a:xfrm>
-                    <a:prstGeom prst="rect"/>
-                  </pic:spPr>
-                </pic:pic>
-              </a:graphicData>
-            </a:graphic>
-          </wp:inline>
-        </w:drawing>
-      </w:r>
-    </w:p>
-    <w:p>
-      <w:pPr>
-        <w:spacing w:after="200"/>
-        <w:jc w:val="center"/>
-      </w:pPr>
-      <w:r>
-        <w:rPr>
-          <w:i/>
-          <w:color w:val="606060"/>
-          <w:sz w:val="18"/>
-        </w:rPr>
-        <w:t>Rede de co-ocupação. Nós = grupos de raça × educação. Tamanho do nó = betweenness centrality.</w:t>
-      </w:r>
-    </w:p>
-    <w:p>
-      <w:pPr>
-        <w:spacing w:before="80" w:after="120"/>
-        <w:jc w:val="left"/>
-      </w:pPr>
-      <w:r>
-        <w:rPr>
-          <w:rFonts w:ascii="Calibri" w:hAnsi="Calibri"/>
-          <w:b/>
-          <w:i w:val="0"/>
-          <w:color w:val="1F3864"/>
-          <w:sz w:val="22"/>
-        </w:rPr>
-        <w:t>Como ler:</w:t>
-      </w:r>
-    </w:p>
-    <w:p>
-      <w:pPr>
-        <w:pStyle w:val="ListBullet"/>
-        <w:spacing w:after="60"/>
-        <w:ind w:left="283"/>
-      </w:pPr>
-      <w:r>
-        <w:rPr>
-          <w:rFonts w:ascii="Calibri" w:hAnsi="Calibri"/>
-          <w:b w:val="0"/>
-          <w:i w:val="0"/>
-          <w:sz w:val="22"/>
-        </w:rPr>
-        <w:t>Nós: cada nó representa um grupo (ex: 'negro + superior completo', 'branco + médio').</w:t>
-      </w:r>
-    </w:p>
-    <w:p>
-      <w:pPr>
-        <w:pStyle w:val="ListBullet"/>
-        <w:spacing w:after="60"/>
-        <w:ind w:left="283"/>
-      </w:pPr>
-      <w:r>
-        <w:rPr>
-          <w:rFonts w:ascii="Calibri" w:hAnsi="Calibri"/>
-          <w:b w:val="0"/>
-          <w:i w:val="0"/>
-          <w:sz w:val="22"/>
-        </w:rPr>
-        <w:t>Arestas: conexão = co-ocorrência na mesma ocupação/setor.</w:t>
-      </w:r>
-    </w:p>
-    <w:p>
-      <w:pPr>
-        <w:pStyle w:val="ListBullet"/>
-        <w:spacing w:after="60"/>
-        <w:ind w:left="283"/>
-      </w:pPr>
-      <w:r>
-        <w:rPr>
-          <w:rFonts w:ascii="Calibri" w:hAnsi="Calibri"/>
-          <w:b w:val="0"/>
-          <w:i w:val="0"/>
-          <w:sz w:val="22"/>
-        </w:rPr>
-        <w:t>Tamanho do nó: proporcional à betweenness centrality — quão central o grupo é como ponte entre diferentes clusters da rede.</w:t>
-      </w:r>
-    </w:p>
-    <w:p>
-      <w:pPr>
-        <w:pStyle w:val="ListBullet"/>
-        <w:spacing w:after="60"/>
-        <w:ind w:left="283"/>
-      </w:pPr>
-      <w:r>
-        <w:rPr>
-          <w:rFonts w:ascii="Calibri" w:hAnsi="Calibri"/>
-          <w:b w:val="0"/>
-          <w:i w:val="0"/>
-          <w:sz w:val="22"/>
-        </w:rPr>
-        <w:t>Cor/posição: grupos brancos tendem a ocupar o centro da rede; grupos negros ficam na periferia independente do nível educacional.</w:t>
-      </w:r>
-    </w:p>
-    <w:p>
-      <w:pPr>
-        <w:spacing w:before="80" w:after="120"/>
-        <w:jc w:val="left"/>
-      </w:pPr>
-      <w:r>
-        <w:rPr>
-          <w:rFonts w:ascii="Calibri" w:hAnsi="Calibri"/>
-          <w:b/>
-          <w:i w:val="0"/>
-          <w:color w:val="1F3864"/>
-          <w:sz w:val="22"/>
-        </w:rPr>
-        <w:t>Achado principal:</w:t>
-      </w:r>
-    </w:p>
-    <w:p>
-      <w:pPr>
-        <w:pStyle w:val="ListBullet"/>
-        <w:spacing w:after="60"/>
-        <w:ind w:left="283"/>
-      </w:pPr>
-      <w:r>
-        <w:rPr>
-          <w:rFonts w:ascii="Calibri" w:hAnsi="Calibri"/>
-          <w:b w:val="0"/>
-          <w:i w:val="0"/>
-          <w:sz w:val="22"/>
-        </w:rPr>
-        <w:t>Brancos com pós-graduação têm alta betweenness: são brokers que conectam grupos diferentes — acesso a vagas, informação e promoções (Burt, 2004).</w:t>
-      </w:r>
-    </w:p>
-    <w:p>
-      <w:pPr>
-        <w:pStyle w:val="ListBullet"/>
-        <w:spacing w:after="60"/>
-        <w:ind w:left="283"/>
-      </w:pPr>
-      <w:r>
-        <w:rPr>
-          <w:rFonts w:ascii="Calibri" w:hAnsi="Calibri"/>
-          <w:b w:val="0"/>
-          <w:i w:val="0"/>
-          <w:sz w:val="22"/>
-        </w:rPr>
-        <w:t>Negros com pós-graduação têm betweenness ≈ 0: mesmo com as mesmas credenciais, não ocupam posições de ponte na rede. As credenciais 'valem menos' porque não convertem em acesso às redes de conversão.</w:t>
-      </w:r>
-    </w:p>
-    <w:p>
-      <w:pPr>
-        <w:spacing w:before="80" w:after="40"/>
-      </w:pPr>
-      <w:r>
-        <w:rPr>
-          <w:rFonts w:ascii="Calibri" w:hAnsi="Calibri"/>
-          <w:b/>
-          <w:i w:val="0"/>
-          <w:color w:val="1F3864"/>
-          <w:sz w:val="22"/>
-        </w:rPr>
-        <w:t>▌ O que dizer se perguntarem:</w:t>
-      </w:r>
-    </w:p>
-    <w:p>
-      <w:pPr>
-        <w:spacing w:after="40"/>
-        <w:ind w:left="454"/>
-      </w:pPr>
-      <w:r>
-        <w:rPr>
-          <w:rFonts w:ascii="Calibri" w:hAnsi="Calibri"/>
-          <w:b w:val="0"/>
-          <w:i w:val="0"/>
-          <w:sz w:val="21"/>
-        </w:rPr>
-        <w:t>'A SNA adiciona uma dimensão que o HLM e o logit não capturam: o capital social estrutural. Mesmo que um negro consiga entrar em uma ocupação qualificada, sua betweenness=0 significa que ele não tem acesso às redes informais que geram promoção, mentoria e informação antecipada sobre vagas. Isso explica parte do gap residual de 6,2% do HLM M4.'</w:t>
-      </w:r>
-    </w:p>
-    <w:p/>
-    <w:p>
-      <w:pPr>
-        <w:pStyle w:val="Heading2"/>
-      </w:pPr>
-      <w:r>
-        <w:rPr>
-          <w:rFonts w:ascii="Calibri" w:hAnsi="Calibri"/>
-          <w:color w:val="1F3864"/>
-        </w:rPr>
-        <w:t>Figura 12 — Gini por Setor (H1): Estado como Indutor de Desigualdade?</w:t>
-      </w:r>
-    </w:p>
-    <w:p>
-      <w:pPr>
-        <w:jc w:val="center"/>
-      </w:pPr>
-      <w:r>
-        <w:drawing>
-          <wp:inline xmlns:a="http://schemas.openxmlformats.org/drawingml/2006/main" xmlns:pic="http://schemas.openxmlformats.org/drawingml/2006/picture">
-            <wp:extent cx="5040000" cy="2121282"/>
-            <wp:docPr id="13" name="Picture 13"/>
-            <wp:cNvGraphicFramePr>
-              <a:graphicFrameLocks noChangeAspect="1"/>
-            </wp:cNvGraphicFramePr>
-            <a:graphic>
-              <a:graphicData uri="http://schemas.openxmlformats.org/drawingml/2006/picture">
-                <pic:pic>
-                  <pic:nvPicPr>
-                    <pic:cNvPr id="0" name="estado_h1_gini.png"/>
-                    <pic:cNvPicPr/>
-                  </pic:nvPicPr>
-                  <pic:blipFill>
-                    <a:blip r:embed="rId21"/>
-                    <a:stretch>
-                      <a:fillRect/>
-                    </a:stretch>
-                  </pic:blipFill>
-                  <pic:spPr>
-                    <a:xfrm>
-                      <a:off x="0" y="0"/>
-                      <a:ext cx="5040000" cy="2121282"/>
-                    </a:xfrm>
-                    <a:prstGeom prst="rect"/>
-                  </pic:spPr>
-                </pic:pic>
-              </a:graphicData>
-            </a:graphic>
-          </wp:inline>
-        </w:drawing>
-      </w:r>
-    </w:p>
-    <w:p>
-      <w:pPr>
-        <w:spacing w:after="200"/>
-        <w:jc w:val="center"/>
-      </w:pPr>
-      <w:r>
-        <w:rPr>
-          <w:i/>
-          <w:color w:val="606060"/>
-          <w:sz w:val="18"/>
-        </w:rPr>
-        <w:t>Gini por setor (público vs privado) e decomposição de Theil T.</w:t>
-      </w:r>
-    </w:p>
-    <w:p>
-      <w:pPr>
-        <w:spacing w:before="80" w:after="120"/>
-        <w:jc w:val="left"/>
-      </w:pPr>
-      <w:r>
-        <w:rPr>
-          <w:rFonts w:ascii="Calibri" w:hAnsi="Calibri"/>
-          <w:b/>
-          <w:i w:val="0"/>
-          <w:color w:val="1F3864"/>
-          <w:sz w:val="22"/>
-        </w:rPr>
-        <w:t>Como ler:</w:t>
-      </w:r>
-    </w:p>
-    <w:p>
-      <w:pPr>
-        <w:pStyle w:val="ListBullet"/>
-        <w:spacing w:after="60"/>
-        <w:ind w:left="283"/>
-      </w:pPr>
-      <w:r>
-        <w:rPr>
-          <w:rFonts w:ascii="Calibri" w:hAnsi="Calibri"/>
-          <w:b w:val="0"/>
-          <w:i w:val="0"/>
-          <w:sz w:val="22"/>
-        </w:rPr>
-        <w:t>Gráfico de barras: Gini total (0,4879), público (0,4662) e privado (0,4715).</w:t>
-      </w:r>
-    </w:p>
-    <w:p>
-      <w:pPr>
-        <w:pStyle w:val="ListBullet"/>
-        <w:spacing w:after="60"/>
-        <w:ind w:left="283"/>
-      </w:pPr>
-      <w:r>
-        <w:rPr>
-          <w:rFonts w:ascii="Calibri" w:hAnsi="Calibri"/>
-          <w:b w:val="0"/>
-          <w:i w:val="0"/>
-          <w:sz w:val="22"/>
-        </w:rPr>
-        <w:t>Gini menor no público = distribuição de renda mais igualitária dentro do setor público.</w:t>
-      </w:r>
-    </w:p>
-    <w:p>
-      <w:pPr>
-        <w:pStyle w:val="ListBullet"/>
-        <w:spacing w:after="60"/>
-        <w:ind w:left="283"/>
-      </w:pPr>
-      <w:r>
-        <w:rPr>
-          <w:rFonts w:ascii="Calibri" w:hAnsi="Calibri"/>
-          <w:b w:val="0"/>
-          <w:i w:val="0"/>
-          <w:sz w:val="22"/>
-        </w:rPr>
-        <w:t>Decomposição de Theil T: 7,8% da desigualdade total é ENTRE os dois setores. Isso significa que a diferença de renda médio entre público e privado gera 7,8% da desigualdade agregada.</w:t>
-      </w:r>
-    </w:p>
-    <w:p>
-      <w:pPr>
-        <w:spacing w:before="80" w:after="120"/>
-        <w:jc w:val="left"/>
-      </w:pPr>
-      <w:r>
-        <w:rPr>
-          <w:rFonts w:ascii="Calibri" w:hAnsi="Calibri"/>
-          <w:b/>
-          <w:i w:val="0"/>
-          <w:color w:val="1F3864"/>
-          <w:sz w:val="22"/>
-        </w:rPr>
-        <w:t>Interpretação da hipótese H1:</w:t>
-      </w:r>
-    </w:p>
-    <w:p>
-      <w:pPr>
-        <w:pStyle w:val="ListBullet"/>
-        <w:spacing w:after="60"/>
-        <w:ind w:left="283"/>
-      </w:pPr>
-      <w:r>
-        <w:rPr>
-          <w:rFonts w:ascii="Calibri" w:hAnsi="Calibri"/>
-          <w:b w:val="0"/>
-          <w:i w:val="0"/>
-          <w:sz w:val="22"/>
-        </w:rPr>
-        <w:t>O estado REDUZ a desigualdade interna (Gini público &lt; privado), mas o prêmio salarial do servidor (+99,6% vs privado) cria uma divisão ENTRE setores que contribui 7,8% para a desigualdade total.</w:t>
-      </w:r>
-    </w:p>
-    <w:p>
-      <w:pPr>
-        <w:pStyle w:val="ListBullet"/>
-        <w:spacing w:after="60"/>
-        <w:ind w:left="283"/>
-      </w:pPr>
-      <w:r>
-        <w:rPr>
-          <w:rFonts w:ascii="Calibri" w:hAnsi="Calibri"/>
-          <w:b w:val="0"/>
-          <w:i w:val="0"/>
-          <w:sz w:val="22"/>
-        </w:rPr>
-        <w:t>Conclusão de H1: o estado é simultaneamente redutor de desigualdade interna e gerador de desigualdade interssetorial. A resposta é 'ambos' — depende da perspectiva.</w:t>
-      </w:r>
-    </w:p>
-    <w:p/>
-    <w:p>
-      <w:pPr>
-        <w:pStyle w:val="Heading2"/>
-      </w:pPr>
-      <w:r>
-        <w:rPr>
-          <w:rFonts w:ascii="Calibri" w:hAnsi="Calibri"/>
-          <w:color w:val="1F3864"/>
-        </w:rPr>
         <w:t>Contexto macro recente do IBGE (POF + Gini 2025) — o que dizer se a banca perguntar</w:t>
       </w:r>
     </w:p>
@@ -4842,798 +4249,6 @@
           <w:rFonts w:ascii="Calibri" w:hAnsi="Calibri"/>
           <w:color w:val="1F3864"/>
         </w:rPr>
-        <w:t>Figura 13 — Gaps Racial e de Gênero por Setor (H2/H3)</w:t>
-      </w:r>
-    </w:p>
-    <w:p>
-      <w:pPr>
-        <w:jc w:val="center"/>
-      </w:pPr>
-      <w:r>
-        <w:drawing>
-          <wp:inline xmlns:a="http://schemas.openxmlformats.org/drawingml/2006/main" xmlns:pic="http://schemas.openxmlformats.org/drawingml/2006/picture">
-            <wp:extent cx="5040000" cy="2123888"/>
-            <wp:docPr id="14" name="Picture 14"/>
-            <wp:cNvGraphicFramePr>
-              <a:graphicFrameLocks noChangeAspect="1"/>
-            </wp:cNvGraphicFramePr>
-            <a:graphic>
-              <a:graphicData uri="http://schemas.openxmlformats.org/drawingml/2006/picture">
-                <pic:pic>
-                  <pic:nvPicPr>
-                    <pic:cNvPr id="0" name="estado_h2h3_gaps.png"/>
-                    <pic:cNvPicPr/>
-                  </pic:nvPicPr>
-                  <pic:blipFill>
-                    <a:blip r:embed="rId22"/>
-                    <a:stretch>
-                      <a:fillRect/>
-                    </a:stretch>
-                  </pic:blipFill>
-                  <pic:spPr>
-                    <a:xfrm>
-                      <a:off x="0" y="0"/>
-                      <a:ext cx="5040000" cy="2123888"/>
-                    </a:xfrm>
-                    <a:prstGeom prst="rect"/>
-                  </pic:spPr>
-                </pic:pic>
-              </a:graphicData>
-            </a:graphic>
-          </wp:inline>
-        </w:drawing>
-      </w:r>
-    </w:p>
-    <w:p>
-      <w:pPr>
-        <w:spacing w:after="200"/>
-        <w:jc w:val="center"/>
-      </w:pPr>
-      <w:r>
-        <w:rPr>
-          <w:i/>
-          <w:color w:val="606060"/>
-          <w:sz w:val="18"/>
-        </w:rPr>
-        <w:t>Gaps salariais controlados por raça e gênero no setor público vs privado.</w:t>
-      </w:r>
-    </w:p>
-    <w:p>
-      <w:pPr>
-        <w:spacing w:before="80" w:after="120"/>
-        <w:jc w:val="left"/>
-      </w:pPr>
-      <w:r>
-        <w:rPr>
-          <w:rFonts w:ascii="Calibri" w:hAnsi="Calibri"/>
-          <w:b/>
-          <w:i w:val="0"/>
-          <w:color w:val="1F3864"/>
-          <w:sz w:val="22"/>
-        </w:rPr>
-        <w:t>Como ler:</w:t>
-      </w:r>
-    </w:p>
-    <w:p>
-      <w:pPr>
-        <w:pStyle w:val="ListBullet"/>
-        <w:spacing w:after="60"/>
-        <w:ind w:left="283"/>
-      </w:pPr>
-      <w:r>
-        <w:rPr>
-          <w:rFonts w:ascii="Calibri" w:hAnsi="Calibri"/>
-          <w:b w:val="0"/>
-          <w:i w:val="0"/>
-          <w:sz w:val="22"/>
-        </w:rPr>
-        <w:t>Barras agrupadas: cada par compara o gap no setor privado vs público, para raça (H2) e gênero (H3).</w:t>
-      </w:r>
-    </w:p>
-    <w:p>
-      <w:pPr>
-        <w:pStyle w:val="ListBullet"/>
-        <w:spacing w:after="60"/>
-        <w:ind w:left="283"/>
-      </w:pPr>
-      <w:r>
-        <w:rPr>
-          <w:rFonts w:ascii="Calibri" w:hAnsi="Calibri"/>
-          <w:b w:val="0"/>
-          <w:i w:val="0"/>
-          <w:sz w:val="22"/>
-        </w:rPr>
-        <w:t>Valores são coeficientes de regressão controlada (β do dummy negro ou sexo_fem), não diferenças brutas.</w:t>
-      </w:r>
-    </w:p>
-    <w:p>
-      <w:pPr>
-        <w:pStyle w:val="ListBullet"/>
-        <w:spacing w:after="60"/>
-        <w:ind w:left="283"/>
-      </w:pPr>
-      <w:r>
-        <w:rPr>
-          <w:rFonts w:ascii="Calibri" w:hAnsi="Calibri"/>
-          <w:b w:val="0"/>
-          <w:i w:val="0"/>
-          <w:sz w:val="22"/>
-        </w:rPr>
-        <w:t>Gap racial bruto: privado −44,1% / público −32,4%. Controlado: privado −34,3% / público −28,1%.</w:t>
-      </w:r>
-    </w:p>
-    <w:p>
-      <w:pPr>
-        <w:pStyle w:val="ListBullet"/>
-        <w:spacing w:after="60"/>
-        <w:ind w:left="283"/>
-      </w:pPr>
-      <w:r>
-        <w:rPr>
-          <w:rFonts w:ascii="Calibri" w:hAnsi="Calibri"/>
-          <w:b w:val="0"/>
-          <w:i w:val="0"/>
-          <w:sz w:val="22"/>
-        </w:rPr>
-        <w:t>Gap de gênero: privado −18,9% / público −21,2% (após controles). O setor público tem gap de GÊNERO maior que o privado — o paradoxo H3.</w:t>
-      </w:r>
-    </w:p>
-    <w:p>
-      <w:pPr>
-        <w:spacing w:before="80" w:after="120"/>
-        <w:jc w:val="left"/>
-      </w:pPr>
-      <w:r>
-        <w:rPr>
-          <w:rFonts w:ascii="Calibri" w:hAnsi="Calibri"/>
-          <w:b/>
-          <w:i w:val="0"/>
-          <w:color w:val="1F3864"/>
-          <w:sz w:val="22"/>
-        </w:rPr>
-        <w:t>Interpretação do paradoxo H3:</w:t>
-      </w:r>
-    </w:p>
-    <w:p>
-      <w:pPr>
-        <w:pStyle w:val="ListBullet"/>
-        <w:spacing w:after="60"/>
-        <w:ind w:left="283"/>
-      </w:pPr>
-      <w:r>
-        <w:rPr>
-          <w:rFonts w:ascii="Calibri" w:hAnsi="Calibri"/>
-          <w:b w:val="0"/>
-          <w:i w:val="0"/>
-          <w:sz w:val="22"/>
-        </w:rPr>
-        <w:t>O concurso público iguala a entrada (não há discriminação no acesso ao cargo), mas a progressão de carreira e os cargos de confiança (DAS, cargos militares seniores, judiciário de topo) são preenchidos por nomeação e promoção, onde o viés de gênero persiste.</w:t>
-      </w:r>
-    </w:p>
-    <w:p>
-      <w:pPr>
-        <w:pStyle w:val="ListBullet"/>
-        <w:spacing w:after="60"/>
-        <w:ind w:left="283"/>
-      </w:pPr>
-      <w:r>
-        <w:rPr>
-          <w:rFonts w:ascii="Calibri" w:hAnsi="Calibri"/>
-          <w:b w:val="0"/>
-          <w:i w:val="0"/>
-          <w:sz w:val="22"/>
-        </w:rPr>
-        <w:t>Resultado: dentro do setor público, mulheres ficam presas nos cargos de entrada enquanto homens avançam — gap maior que no setor privado onde não há esse 'teto de vidro institucionalizado'.</w:t>
-      </w:r>
-    </w:p>
-    <w:p/>
-    <w:p>
-      <w:pPr>
-        <w:pStyle w:val="Heading2"/>
-      </w:pPr>
-      <w:r>
-        <w:rPr>
-          <w:rFonts w:ascii="Calibri" w:hAnsi="Calibri"/>
-          <w:color w:val="1F3864"/>
-        </w:rPr>
-        <w:t>Figura 14 — Renda Real e Emprego 2016–2025 (H4)</w:t>
-      </w:r>
-    </w:p>
-    <w:p>
-      <w:pPr>
-        <w:jc w:val="center"/>
-      </w:pPr>
-      <w:r>
-        <w:drawing>
-          <wp:inline xmlns:a="http://schemas.openxmlformats.org/drawingml/2006/main" xmlns:pic="http://schemas.openxmlformats.org/drawingml/2006/picture">
-            <wp:extent cx="5040000" cy="2122380"/>
-            <wp:docPr id="15" name="Picture 15"/>
-            <wp:cNvGraphicFramePr>
-              <a:graphicFrameLocks noChangeAspect="1"/>
-            </wp:cNvGraphicFramePr>
-            <a:graphic>
-              <a:graphicData uri="http://schemas.openxmlformats.org/drawingml/2006/picture">
-                <pic:pic>
-                  <pic:nvPicPr>
-                    <pic:cNvPr id="0" name="estado_h4_tendencia.png"/>
-                    <pic:cNvPicPr/>
-                  </pic:nvPicPr>
-                  <pic:blipFill>
-                    <a:blip r:embed="rId23"/>
-                    <a:stretch>
-                      <a:fillRect/>
-                    </a:stretch>
-                  </pic:blipFill>
-                  <pic:spPr>
-                    <a:xfrm>
-                      <a:off x="0" y="0"/>
-                      <a:ext cx="5040000" cy="2122380"/>
-                    </a:xfrm>
-                    <a:prstGeom prst="rect"/>
-                  </pic:spPr>
-                </pic:pic>
-              </a:graphicData>
-            </a:graphic>
-          </wp:inline>
-        </w:drawing>
-      </w:r>
-    </w:p>
-    <w:p>
-      <w:pPr>
-        <w:spacing w:after="200"/>
-        <w:jc w:val="center"/>
-      </w:pPr>
-      <w:r>
-        <w:rPr>
-          <w:i/>
-          <w:color w:val="606060"/>
-          <w:sz w:val="18"/>
-        </w:rPr>
-        <w:t>Renda real mediana (base IPCA 2016=100) e taxa de emprego 2016–2025.</w:t>
-      </w:r>
-    </w:p>
-    <w:p>
-      <w:pPr>
-        <w:spacing w:before="80" w:after="120"/>
-        <w:jc w:val="left"/>
-      </w:pPr>
-      <w:r>
-        <w:rPr>
-          <w:rFonts w:ascii="Calibri" w:hAnsi="Calibri"/>
-          <w:b/>
-          <w:i w:val="0"/>
-          <w:color w:val="1F3864"/>
-          <w:sz w:val="22"/>
-        </w:rPr>
-        <w:t>Como ler:</w:t>
-      </w:r>
-    </w:p>
-    <w:p>
-      <w:pPr>
-        <w:pStyle w:val="ListBullet"/>
-        <w:spacing w:after="60"/>
-        <w:ind w:left="283"/>
-      </w:pPr>
-      <w:r>
-        <w:rPr>
-          <w:rFonts w:ascii="Calibri" w:hAnsi="Calibri"/>
-          <w:b w:val="0"/>
-          <w:i w:val="0"/>
-          <w:sz w:val="22"/>
-        </w:rPr>
-        <w:t>Eixo Y esquerdo (linha): renda real mediana em R$ de 2016.</w:t>
-      </w:r>
-    </w:p>
-    <w:p>
-      <w:pPr>
-        <w:pStyle w:val="ListBullet"/>
-        <w:spacing w:after="60"/>
-        <w:ind w:left="283"/>
-      </w:pPr>
-      <w:r>
-        <w:rPr>
-          <w:rFonts w:ascii="Calibri" w:hAnsi="Calibri"/>
-          <w:b w:val="0"/>
-          <w:i w:val="0"/>
-          <w:sz w:val="22"/>
-        </w:rPr>
-        <w:t>Eixo Y direito (barra ou linha pontilhada): taxa de emprego (% da PEA).</w:t>
-      </w:r>
-    </w:p>
-    <w:p>
-      <w:pPr>
-        <w:pStyle w:val="ListBullet"/>
-        <w:spacing w:after="60"/>
-        <w:ind w:left="283"/>
-      </w:pPr>
-      <w:r>
-        <w:rPr>
-          <w:rFonts w:ascii="Calibri" w:hAnsi="Calibri"/>
-          <w:b w:val="0"/>
-          <w:i w:val="0"/>
-          <w:sz w:val="22"/>
-        </w:rPr>
-        <w:t>Dois eixos no mesmo gráfico permitem ver a co-evolução das duas séries.</w:t>
-      </w:r>
-    </w:p>
-    <w:p>
-      <w:pPr>
-        <w:spacing w:before="80" w:after="120"/>
-        <w:jc w:val="left"/>
-      </w:pPr>
-      <w:r>
-        <w:rPr>
-          <w:rFonts w:ascii="Calibri" w:hAnsi="Calibri"/>
-          <w:b/>
-          <w:i w:val="0"/>
-          <w:color w:val="1F3864"/>
-          <w:sz w:val="22"/>
-        </w:rPr>
-        <w:t>O que o padrão mostra:</w:t>
-      </w:r>
-    </w:p>
-    <w:p>
-      <w:pPr>
-        <w:pStyle w:val="ListBullet"/>
-        <w:spacing w:after="60"/>
-        <w:ind w:left="283"/>
-      </w:pPr>
-      <w:r>
-        <w:rPr>
-          <w:rFonts w:ascii="Calibri" w:hAnsi="Calibri"/>
-          <w:b w:val="0"/>
-          <w:i w:val="0"/>
-          <w:sz w:val="22"/>
-        </w:rPr>
-        <w:t>Emprego sobe consistentemente de 87–88% (2017–2020) para 94,4% em 2025 — máxima histórica.</w:t>
-      </w:r>
-    </w:p>
-    <w:p>
-      <w:pPr>
-        <w:pStyle w:val="ListBullet"/>
-        <w:spacing w:after="60"/>
-        <w:ind w:left="283"/>
-      </w:pPr>
-      <w:r>
-        <w:rPr>
-          <w:rFonts w:ascii="Calibri" w:hAnsi="Calibri"/>
-          <w:b w:val="0"/>
-          <w:i w:val="0"/>
-          <w:sz w:val="22"/>
-        </w:rPr>
-        <w:t>Renda real cai de R$1.200 (2016) para R$1.106 (2022 — mínima), recupera para R$1.345 (2024) e recua novamente para R$1.283 em 2025.</w:t>
-      </w:r>
-    </w:p>
-    <w:p>
-      <w:pPr>
-        <w:pStyle w:val="ListBullet"/>
-        <w:spacing w:after="60"/>
-        <w:ind w:left="283"/>
-      </w:pPr>
-      <w:r>
-        <w:rPr>
-          <w:rFonts w:ascii="Calibri" w:hAnsi="Calibri"/>
-          <w:b w:val="0"/>
-          <w:i w:val="0"/>
-          <w:sz w:val="22"/>
-        </w:rPr>
-        <w:t>Divergência entre emprego e renda real: confirma H4 — o crescimento do emprego no governo atual não se traduziu em prosperidade equivalente em termos reais.</w:t>
-      </w:r>
-    </w:p>
-    <w:p>
-      <w:pPr>
-        <w:pStyle w:val="ListBullet"/>
-        <w:spacing w:after="60"/>
-        <w:ind w:left="283"/>
-      </w:pPr>
-      <w:r>
-        <w:rPr>
-          <w:rFonts w:ascii="Calibri" w:hAnsi="Calibri"/>
-          <w:b w:val="0"/>
-          <w:i w:val="0"/>
-          <w:sz w:val="22"/>
-        </w:rPr>
-        <w:t>A renda nominal sobe (R$1.200→R$2.000), mas deflacionada pelo IPCA (base 2016=100) o ganho real é modesto e volátil.</w:t>
-      </w:r>
-    </w:p>
-    <w:p/>
-    <w:p>
-      <w:pPr>
-        <w:pStyle w:val="Heading2"/>
-      </w:pPr>
-      <w:r>
-        <w:rPr>
-          <w:rFonts w:ascii="Calibri" w:hAnsi="Calibri"/>
-          <w:color w:val="1F3864"/>
-        </w:rPr>
-        <w:t>Figura 15 — Simulação de Inclusão Produtiva (H4)</w:t>
-      </w:r>
-    </w:p>
-    <w:p>
-      <w:pPr>
-        <w:jc w:val="center"/>
-      </w:pPr>
-      <w:r>
-        <w:drawing>
-          <wp:inline xmlns:a="http://schemas.openxmlformats.org/drawingml/2006/main" xmlns:pic="http://schemas.openxmlformats.org/drawingml/2006/picture">
-            <wp:extent cx="5040000" cy="2117581"/>
-            <wp:docPr id="16" name="Picture 16"/>
-            <wp:cNvGraphicFramePr>
-              <a:graphicFrameLocks noChangeAspect="1"/>
-            </wp:cNvGraphicFramePr>
-            <a:graphic>
-              <a:graphicData uri="http://schemas.openxmlformats.org/drawingml/2006/picture">
-                <pic:pic>
-                  <pic:nvPicPr>
-                    <pic:cNvPr id="0" name="estado_h4_inclusao.png"/>
-                    <pic:cNvPicPr/>
-                  </pic:nvPicPr>
-                  <pic:blipFill>
-                    <a:blip r:embed="rId24"/>
-                    <a:stretch>
-                      <a:fillRect/>
-                    </a:stretch>
-                  </pic:blipFill>
-                  <pic:spPr>
-                    <a:xfrm>
-                      <a:off x="0" y="0"/>
-                      <a:ext cx="5040000" cy="2117581"/>
-                    </a:xfrm>
-                    <a:prstGeom prst="rect"/>
-                  </pic:spPr>
-                </pic:pic>
-              </a:graphicData>
-            </a:graphic>
-          </wp:inline>
-        </w:drawing>
-      </w:r>
-    </w:p>
-    <w:p>
-      <w:pPr>
-        <w:spacing w:after="200"/>
-        <w:jc w:val="center"/>
-      </w:pPr>
-      <w:r>
-        <w:rPr>
-          <w:i/>
-          <w:color w:val="606060"/>
-          <w:sz w:val="18"/>
-        </w:rPr>
-        <w:t>Ganho potencial de renda se negros tivessem a mesma distribuição CBO que brancos.</w:t>
-      </w:r>
-    </w:p>
-    <w:p>
-      <w:pPr>
-        <w:spacing w:before="80" w:after="120"/>
-        <w:jc w:val="left"/>
-      </w:pPr>
-      <w:r>
-        <w:rPr>
-          <w:rFonts w:ascii="Calibri" w:hAnsi="Calibri"/>
-          <w:b/>
-          <w:i w:val="0"/>
-          <w:color w:val="1F3864"/>
-          <w:sz w:val="22"/>
-        </w:rPr>
-        <w:t>Como ler:</w:t>
-      </w:r>
-    </w:p>
-    <w:p>
-      <w:pPr>
-        <w:pStyle w:val="ListBullet"/>
-        <w:spacing w:after="60"/>
-        <w:ind w:left="283"/>
-      </w:pPr>
-      <w:r>
-        <w:rPr>
-          <w:rFonts w:ascii="Calibri" w:hAnsi="Calibri"/>
-          <w:b w:val="0"/>
-          <w:i w:val="0"/>
-          <w:sz w:val="22"/>
-        </w:rPr>
-        <w:t>Duas barras: renda média negra ATUAL vs renda CONTRAFACTUAL (se negros tivessem a mesma distribuição de CBO que brancos).</w:t>
-      </w:r>
-    </w:p>
-    <w:p>
-      <w:pPr>
-        <w:pStyle w:val="ListBullet"/>
-        <w:spacing w:after="60"/>
-        <w:ind w:left="283"/>
-      </w:pPr>
-      <w:r>
-        <w:rPr>
-          <w:rFonts w:ascii="Calibri" w:hAnsi="Calibri"/>
-          <w:b w:val="0"/>
-          <w:i w:val="0"/>
-          <w:sz w:val="22"/>
-        </w:rPr>
-        <w:t>A diferença entre as barras = +127,3% = ganho potencial de renda se a segregação ocupacional fosse eliminada.</w:t>
-      </w:r>
-    </w:p>
-    <w:p>
-      <w:pPr>
-        <w:spacing w:before="80" w:after="120"/>
-        <w:jc w:val="left"/>
-      </w:pPr>
-      <w:r>
-        <w:rPr>
-          <w:rFonts w:ascii="Calibri" w:hAnsi="Calibri"/>
-          <w:b/>
-          <w:i w:val="0"/>
-          <w:color w:val="1F3864"/>
-          <w:sz w:val="22"/>
-        </w:rPr>
-        <w:t>Premissas da simulação:</w:t>
-      </w:r>
-    </w:p>
-    <w:p>
-      <w:pPr>
-        <w:pStyle w:val="ListBullet"/>
-        <w:spacing w:after="60"/>
-        <w:ind w:left="283"/>
-      </w:pPr>
-      <w:r>
-        <w:rPr>
-          <w:rFonts w:ascii="Calibri" w:hAnsi="Calibri"/>
-          <w:b w:val="0"/>
-          <w:i w:val="0"/>
-          <w:sz w:val="22"/>
-        </w:rPr>
-        <w:t>Mantém os salários de cada grupo CBO constantes — só redistribui negros pelos grupos como se tivessem o perfil CBO dos brancos.</w:t>
-      </w:r>
-    </w:p>
-    <w:p>
-      <w:pPr>
-        <w:pStyle w:val="ListBullet"/>
-        <w:spacing w:after="60"/>
-        <w:ind w:left="283"/>
-      </w:pPr>
-      <w:r>
-        <w:rPr>
-          <w:rFonts w:ascii="Calibri" w:hAnsi="Calibri"/>
-          <w:b w:val="0"/>
-          <w:i w:val="0"/>
-          <w:sz w:val="22"/>
-        </w:rPr>
-        <w:t>Proxy conservador: não considera mudança de produtividade, apenas redistribuição.</w:t>
-      </w:r>
-    </w:p>
-    <w:p>
-      <w:pPr>
-        <w:pStyle w:val="ListBullet"/>
-        <w:spacing w:after="60"/>
-        <w:ind w:left="283"/>
-      </w:pPr>
-      <w:r>
-        <w:rPr>
-          <w:rFonts w:ascii="Calibri" w:hAnsi="Calibri"/>
-          <w:b w:val="0"/>
-          <w:i w:val="0"/>
-          <w:sz w:val="22"/>
-        </w:rPr>
-        <w:t>O proxy de PIB (+74,3 p.p.) assume que negros representam 58% da força de trabalho e que o ganho de renda se traduz proporcionalmente em demanda agregada.</w:t>
-      </w:r>
-    </w:p>
-    <w:p/>
-    <w:p>
-      <w:pPr>
-        <w:pStyle w:val="Heading2"/>
-      </w:pPr>
-      <w:r>
-        <w:rPr>
-          <w:rFonts w:ascii="Calibri" w:hAnsi="Calibri"/>
-          <w:color w:val="1F3864"/>
-        </w:rPr>
-        <w:t>Figura 16 — Gap de Qualificação 2016–2025 (H5: Armadilha da Renda Média)</w:t>
-      </w:r>
-    </w:p>
-    <w:p>
-      <w:pPr>
-        <w:jc w:val="center"/>
-      </w:pPr>
-      <w:r>
-        <w:drawing>
-          <wp:inline xmlns:a="http://schemas.openxmlformats.org/drawingml/2006/main" xmlns:pic="http://schemas.openxmlformats.org/drawingml/2006/picture">
-            <wp:extent cx="5040000" cy="2120041"/>
-            <wp:docPr id="17" name="Picture 17"/>
-            <wp:cNvGraphicFramePr>
-              <a:graphicFrameLocks noChangeAspect="1"/>
-            </wp:cNvGraphicFramePr>
-            <a:graphic>
-              <a:graphicData uri="http://schemas.openxmlformats.org/drawingml/2006/picture">
-                <pic:pic>
-                  <pic:nvPicPr>
-                    <pic:cNvPr id="0" name="estado_h5_armadilha.png"/>
-                    <pic:cNvPicPr/>
-                  </pic:nvPicPr>
-                  <pic:blipFill>
-                    <a:blip r:embed="rId25"/>
-                    <a:stretch>
-                      <a:fillRect/>
-                    </a:stretch>
-                  </pic:blipFill>
-                  <pic:spPr>
-                    <a:xfrm>
-                      <a:off x="0" y="0"/>
-                      <a:ext cx="5040000" cy="2120041"/>
-                    </a:xfrm>
-                    <a:prstGeom prst="rect"/>
-                  </pic:spPr>
-                </pic:pic>
-              </a:graphicData>
-            </a:graphic>
-          </wp:inline>
-        </w:drawing>
-      </w:r>
-    </w:p>
-    <w:p>
-      <w:pPr>
-        <w:spacing w:after="200"/>
-        <w:jc w:val="center"/>
-      </w:pPr>
-      <w:r>
-        <w:rPr>
-          <w:i/>
-          <w:color w:val="606060"/>
-          <w:sz w:val="18"/>
-        </w:rPr>
-        <w:t>% de trabalhadores com alta qualificação por raça ao longo do tempo.</w:t>
-      </w:r>
-    </w:p>
-    <w:p>
-      <w:pPr>
-        <w:spacing w:before="80" w:after="120"/>
-        <w:jc w:val="left"/>
-      </w:pPr>
-      <w:r>
-        <w:rPr>
-          <w:rFonts w:ascii="Calibri" w:hAnsi="Calibri"/>
-          <w:b/>
-          <w:i w:val="0"/>
-          <w:color w:val="1F3864"/>
-          <w:sz w:val="22"/>
-        </w:rPr>
-        <w:t>Como ler:</w:t>
-      </w:r>
-    </w:p>
-    <w:p>
-      <w:pPr>
-        <w:pStyle w:val="ListBullet"/>
-        <w:spacing w:after="60"/>
-        <w:ind w:left="283"/>
-      </w:pPr>
-      <w:r>
-        <w:rPr>
-          <w:rFonts w:ascii="Calibri" w:hAnsi="Calibri"/>
-          <w:b w:val="0"/>
-          <w:i w:val="0"/>
-          <w:sz w:val="22"/>
-        </w:rPr>
-        <w:t>Eixo X: anos (2016–2025).</w:t>
-      </w:r>
-    </w:p>
-    <w:p>
-      <w:pPr>
-        <w:pStyle w:val="ListBullet"/>
-        <w:spacing w:after="60"/>
-        <w:ind w:left="283"/>
-      </w:pPr>
-      <w:r>
-        <w:rPr>
-          <w:rFonts w:ascii="Calibri" w:hAnsi="Calibri"/>
-          <w:b w:val="0"/>
-          <w:i w:val="0"/>
-          <w:sz w:val="22"/>
-        </w:rPr>
-        <w:t>Eixo Y: % de trabalhadores com alta qualificação (CBO grupos 1 e 2, ou superior completo com função compatível).</w:t>
-      </w:r>
-    </w:p>
-    <w:p>
-      <w:pPr>
-        <w:pStyle w:val="ListBullet"/>
-        <w:spacing w:after="60"/>
-        <w:ind w:left="283"/>
-      </w:pPr>
-      <w:r>
-        <w:rPr>
-          <w:rFonts w:ascii="Calibri" w:hAnsi="Calibri"/>
-          <w:b w:val="0"/>
-          <w:i w:val="0"/>
-          <w:sz w:val="22"/>
-        </w:rPr>
-        <w:t>Três linhas: total, brancos e negros.</w:t>
-      </w:r>
-    </w:p>
-    <w:p>
-      <w:pPr>
-        <w:spacing w:before="80" w:after="120"/>
-        <w:jc w:val="left"/>
-      </w:pPr>
-      <w:r>
-        <w:rPr>
-          <w:rFonts w:ascii="Calibri" w:hAnsi="Calibri"/>
-          <w:b/>
-          <w:i w:val="0"/>
-          <w:color w:val="1F3864"/>
-          <w:sz w:val="22"/>
-        </w:rPr>
-        <w:t>O que o padrão mostra:</w:t>
-      </w:r>
-    </w:p>
-    <w:p>
-      <w:pPr>
-        <w:pStyle w:val="ListBullet"/>
-        <w:spacing w:after="60"/>
-        <w:ind w:left="283"/>
-      </w:pPr>
-      <w:r>
-        <w:rPr>
-          <w:rFonts w:ascii="Calibri" w:hAnsi="Calibri"/>
-          <w:b w:val="0"/>
-          <w:i w:val="0"/>
-          <w:sz w:val="22"/>
-        </w:rPr>
-        <w:t>Brancos: 19,7% (2016) → 22,4% (2025) — crescimento de +2,7 p.p. em 10 anos.</w:t>
-      </w:r>
-    </w:p>
-    <w:p>
-      <w:pPr>
-        <w:pStyle w:val="ListBullet"/>
-        <w:spacing w:after="60"/>
-        <w:ind w:left="283"/>
-      </w:pPr>
-      <w:r>
-        <w:rPr>
-          <w:rFonts w:ascii="Calibri" w:hAnsi="Calibri"/>
-          <w:b w:val="0"/>
-          <w:i w:val="0"/>
-          <w:sz w:val="22"/>
-        </w:rPr>
-        <w:t>Negros: 9,6% (2016) → 11,0% (2025) — crescimento de +1,4 p.p. em 10 anos.</w:t>
-      </w:r>
-    </w:p>
-    <w:p>
-      <w:pPr>
-        <w:pStyle w:val="ListBullet"/>
-        <w:spacing w:after="60"/>
-        <w:ind w:left="283"/>
-      </w:pPr>
-      <w:r>
-        <w:rPr>
-          <w:rFonts w:ascii="Calibri" w:hAnsi="Calibri"/>
-          <w:b w:val="0"/>
-          <w:i w:val="0"/>
-          <w:sz w:val="22"/>
-        </w:rPr>
-        <w:t>As três linhas sobem em paralelo: o gap absoluto permanece praticamente constante (≈10 p.p.). Não há convergência.</w:t>
-      </w:r>
-    </w:p>
-    <w:p>
-      <w:pPr>
-        <w:pStyle w:val="ListBullet"/>
-        <w:spacing w:after="60"/>
-        <w:ind w:left="283"/>
-      </w:pPr>
-      <w:r>
-        <w:rPr>
-          <w:rFonts w:ascii="Calibri" w:hAnsi="Calibri"/>
-          <w:b w:val="0"/>
-          <w:i w:val="0"/>
-          <w:sz w:val="22"/>
-        </w:rPr>
-        <w:t>Isso é a armadilha da renda média: o Brasil eleva a qualificação geral, mas a desigualdade racial na qualificação não diminui — e sem quebrar essa barreira, o país não consegue sair da armadilha de renda média (Hsieh et al., 2019).</w:t>
-      </w:r>
-    </w:p>
-    <w:p/>
-    <w:p>
-      <w:pPr>
-        <w:pStyle w:val="Heading2"/>
-      </w:pPr>
-      <w:r>
-        <w:rPr>
-          <w:rFonts w:ascii="Calibri" w:hAnsi="Calibri"/>
-          <w:color w:val="1F3864"/>
-        </w:rPr>
         <w:t>Figura 17 — Comparação de Modelos: Log-Likelihood e AIC</w:t>
       </w:r>
     </w:p>
@@ -5645,7 +4260,7 @@
         <w:drawing>
           <wp:inline xmlns:a="http://schemas.openxmlformats.org/drawingml/2006/main" xmlns:pic="http://schemas.openxmlformats.org/drawingml/2006/picture">
             <wp:extent cx="5040000" cy="2151338"/>
-            <wp:docPr id="18" name="Picture 18"/>
+            <wp:docPr id="11" name="Picture 11"/>
             <wp:cNvGraphicFramePr>
               <a:graphicFrameLocks noChangeAspect="1"/>
             </wp:cNvGraphicFramePr>
@@ -5657,7 +4272,7 @@
                     <pic:cNvPicPr/>
                   </pic:nvPicPr>
                   <pic:blipFill>
-                    <a:blip r:embed="rId26"/>
+                    <a:blip r:embed="rId19"/>
                     <a:stretch>
                       <a:fillRect/>
                     </a:stretch>
@@ -5839,7 +4454,7 @@
         <w:drawing>
           <wp:inline xmlns:a="http://schemas.openxmlformats.org/drawingml/2006/main" xmlns:pic="http://schemas.openxmlformats.org/drawingml/2006/picture">
             <wp:extent cx="5040000" cy="1938059"/>
-            <wp:docPr id="19" name="Picture 19"/>
+            <wp:docPr id="12" name="Picture 12"/>
             <wp:cNvGraphicFramePr>
               <a:graphicFrameLocks noChangeAspect="1"/>
             </wp:cNvGraphicFramePr>
@@ -5851,7 +4466,7 @@
                     <pic:cNvPicPr/>
                   </pic:nvPicPr>
                   <pic:blipFill>
-                    <a:blip r:embed="rId27"/>
+                    <a:blip r:embed="rId20"/>
                     <a:stretch>
                       <a:fillRect/>
                     </a:stretch>
@@ -6036,7 +4651,7 @@
           <w:rFonts w:ascii="Calibri" w:hAnsi="Calibri"/>
           <w:color w:val="1F3864"/>
         </w:rPr>
-        <w:t>Análises de Sensibilidade — Konfound, E-values e Oster δ*</w:t>
+        <w:t>Análises de Sensibilidade — Konfound e E-values</w:t>
       </w:r>
     </w:p>
     <w:p>
@@ -6089,22 +4704,6 @@
     </w:p>
     <w:p>
       <w:pPr>
-        <w:pStyle w:val="ListBullet"/>
-        <w:spacing w:after="60"/>
-        <w:ind w:left="283"/>
-      </w:pPr>
-      <w:r>
-        <w:rPr>
-          <w:rFonts w:ascii="Calibri" w:hAnsi="Calibri"/>
-          <w:b w:val="0"/>
-          <w:i w:val="0"/>
-          <w:sz w:val="22"/>
-        </w:rPr>
-        <w:t>Oster δ*: qual proporção da variação total dos controles observados seria necessária nos não-observados para anular o efeito. δ* negativo confirma robustez (variáveis omitidas teriam que atuar na direção contrária).</w:t>
-      </w:r>
-    </w:p>
-    <w:p>
-      <w:pPr>
         <w:spacing w:before="80" w:after="120"/>
         <w:jc w:val="left"/>
       </w:pPr>
@@ -6169,22 +4768,6 @@
     </w:p>
     <w:p>
       <w:pPr>
-        <w:pStyle w:val="ListBullet"/>
-        <w:spacing w:after="60"/>
-        <w:ind w:left="283"/>
-      </w:pPr>
-      <w:r>
-        <w:rPr>
-          <w:rFonts w:ascii="Calibri" w:hAnsi="Calibri"/>
-          <w:b w:val="0"/>
-          <w:i w:val="0"/>
-          <w:sz w:val="22"/>
-        </w:rPr>
-        <w:t>Oster δ*: M1=−0,48; M2=−0,43; M4=−0,39 — todos negativos, confirmando que variáveis omitidas teriam que atenuar (não amplificar) para anular o gap.</w:t>
-      </w:r>
-    </w:p>
-    <w:p>
-      <w:pPr>
         <w:spacing w:before="80" w:after="40"/>
       </w:pPr>
       <w:r>
@@ -6210,770 +4793,10 @@
           <w:i w:val="0"/>
           <w:sz w:val="21"/>
         </w:rPr>
-        <w:t>'Testei três frameworks de sensibilidade independentes. O pkonfound mostra que seria necessário reclassificar ~99% das observações para reverter a conclusão — impossível dado o N=7,7 milhões. O E-value ≥2,0 exige que uma variável omitida tenha associação dobrada com raça E com renda simultaneamente — sem candidato plausível. E o Oster δ* negativo significa que a seleção nas variáveis omitidas teria que ser na direção oposta à seleção observada. Os três convergem: o resultado é robusto.'</w:t>
+        <w:t>'Testei dois frameworks de sensibilidade independentes. O pkonfound mostra que seria necessário reclassificar ~99% das observações para reverter a conclusão — impossível dado o N=7,7 milhões. O E-value ≥2,0 exige que uma variável omitida tenha associação dobrada com raça E com o desfecho simultaneamente — sem candidato plausível. Os dois convergem: o resultado é robusto.'</w:t>
       </w:r>
     </w:p>
     <w:p/>
-    <w:p>
-      <w:pPr>
-        <w:pStyle w:val="Heading2"/>
-      </w:pPr>
-      <w:r>
-        <w:rPr>
-          <w:rFonts w:ascii="Calibri" w:hAnsi="Calibri"/>
-          <w:color w:val="1F3864"/>
-        </w:rPr>
-        <w:t>Análises Complementares — Heckman, Tendência Temporal e Event Study COVID</w:t>
-      </w:r>
-    </w:p>
-    <w:p>
-      <w:pPr>
-        <w:spacing w:before="80" w:after="120"/>
-        <w:jc w:val="left"/>
-      </w:pPr>
-      <w:r>
-        <w:rPr>
-          <w:rFonts w:ascii="Calibri" w:hAnsi="Calibri"/>
-          <w:b/>
-          <w:i w:val="0"/>
-          <w:color w:val="1F3864"/>
-          <w:sz w:val="22"/>
-        </w:rPr>
-        <w:t>Correção de Seleção Amostral (Heckman):</w:t>
-      </w:r>
-    </w:p>
-    <w:p>
-      <w:pPr>
-        <w:pStyle w:val="ListBullet"/>
-        <w:spacing w:after="60"/>
-        <w:ind w:left="283"/>
-      </w:pPr>
-      <w:r>
-        <w:rPr>
-          <w:rFonts w:ascii="Calibri" w:hAnsi="Calibri"/>
-          <w:b w:val="0"/>
-          <w:i w:val="0"/>
-          <w:sz w:val="22"/>
-        </w:rPr>
-        <w:t>Problema: analisamos apenas quem tem renda (PEA ocupada). A seleção para participar do mercado de trabalho pode ser endógena — se negros participam menos, o gap observado é subestimado.</w:t>
-      </w:r>
-    </w:p>
-    <w:p>
-      <w:pPr>
-        <w:pStyle w:val="ListBullet"/>
-        <w:spacing w:after="60"/>
-        <w:ind w:left="283"/>
-      </w:pPr>
-      <w:r>
-        <w:rPr>
-          <w:rFonts w:ascii="Calibri" w:hAnsi="Calibri"/>
-          <w:b w:val="0"/>
-          <w:i w:val="0"/>
-          <w:sz w:val="22"/>
-        </w:rPr>
-        <w:t>Modelo de seleção (Probit 1ª etapa): educação, idade, número de filhos, presença de cônjuge → gera lambda de Mills (λ).</w:t>
-      </w:r>
-    </w:p>
-    <w:p>
-      <w:pPr>
-        <w:pStyle w:val="ListBullet"/>
-        <w:spacing w:after="60"/>
-        <w:ind w:left="283"/>
-      </w:pPr>
-      <w:r>
-        <w:rPr>
-          <w:rFonts w:ascii="Calibri" w:hAnsi="Calibri"/>
-          <w:b w:val="0"/>
-          <w:i w:val="0"/>
-          <w:sz w:val="22"/>
-        </w:rPr>
-        <w:t>Resultado: λ=−1,985 (***) — seleção amostral significativa e negativa. Gap OLS=−9,71% → Gap Heckman=−7,41% (Δ=+2,3 p.p.): o gap bruto estava SUBESTIMADO; negros mais excluídos do mercado atenuavam o gap aparente.</w:t>
-      </w:r>
-    </w:p>
-    <w:p>
-      <w:pPr>
-        <w:spacing w:before="80" w:after="120"/>
-        <w:jc w:val="left"/>
-      </w:pPr>
-      <w:r>
-        <w:rPr>
-          <w:rFonts w:ascii="Calibri" w:hAnsi="Calibri"/>
-          <w:b/>
-          <w:i w:val="0"/>
-          <w:color w:val="1F3864"/>
-          <w:sz w:val="22"/>
-        </w:rPr>
-        <w:t>Tendência Temporal e Teste de Chow:</w:t>
-      </w:r>
-    </w:p>
-    <w:p>
-      <w:pPr>
-        <w:pStyle w:val="ListBullet"/>
-        <w:spacing w:after="60"/>
-        <w:ind w:left="283"/>
-      </w:pPr>
-      <w:r>
-        <w:rPr>
-          <w:rFonts w:ascii="Calibri" w:hAnsi="Calibri"/>
-          <w:b w:val="0"/>
-          <w:i w:val="0"/>
-          <w:sz w:val="22"/>
-        </w:rPr>
-        <w:t>Gap anual estimado: a discriminação racial mantém-se estável ao longo do período (tendência linear δ=0,0008/ano, não significativa).</w:t>
-      </w:r>
-    </w:p>
-    <w:p>
-      <w:pPr>
-        <w:pStyle w:val="ListBullet"/>
-        <w:spacing w:after="60"/>
-        <w:ind w:left="283"/>
-      </w:pPr>
-      <w:r>
-        <w:rPr>
-          <w:rFonts w:ascii="Calibri" w:hAnsi="Calibri"/>
-          <w:b w:val="0"/>
-          <w:i w:val="0"/>
-          <w:sz w:val="22"/>
-        </w:rPr>
-        <w:t>Teste de Chow (2020): F(2,6)=7,012; p=0,027 — quebra estrutural significativa em 2020 (pandemia). O gap racial NÃO teve convergência pré-COVID.</w:t>
-      </w:r>
-    </w:p>
-    <w:p>
-      <w:pPr>
-        <w:spacing w:before="80" w:after="120"/>
-        <w:jc w:val="left"/>
-      </w:pPr>
-      <w:r>
-        <w:rPr>
-          <w:rFonts w:ascii="Calibri" w:hAnsi="Calibri"/>
-          <w:b/>
-          <w:i w:val="0"/>
-          <w:color w:val="1F3864"/>
-          <w:sz w:val="22"/>
-        </w:rPr>
-        <w:t>Event Study COVID (DiD):</w:t>
-      </w:r>
-    </w:p>
-    <w:p>
-      <w:pPr>
-        <w:pStyle w:val="ListBullet"/>
-        <w:spacing w:after="60"/>
-        <w:ind w:left="283"/>
-      </w:pPr>
-      <w:r>
-        <w:rPr>
-          <w:rFonts w:ascii="Calibri" w:hAnsi="Calibri"/>
-          <w:b w:val="0"/>
-          <w:i w:val="0"/>
-          <w:sz w:val="22"/>
-        </w:rPr>
-        <w:t>Tratamento: pós-2020 (COVID). Estimativa: τ=+0,015; SE=0,007; p=0,025.</w:t>
-      </w:r>
-    </w:p>
-    <w:p>
-      <w:pPr>
-        <w:pStyle w:val="ListBullet"/>
-        <w:spacing w:after="60"/>
-        <w:ind w:left="283"/>
-      </w:pPr>
-      <w:r>
-        <w:rPr>
-          <w:rFonts w:ascii="Calibri" w:hAnsi="Calibri"/>
-          <w:b w:val="0"/>
-          <w:i w:val="0"/>
-          <w:sz w:val="22"/>
-        </w:rPr>
-        <w:t>Interpretação: τ=+0,015 indica **convergência aparente** de curto prazo — o gap reduziu-se 1,5 p.p. após 2020. Provável seleção de saída: negros de menor renda saíram do mercado formal, elevando a renda relativa dos que ficaram.</w:t>
-      </w:r>
-    </w:p>
-    <w:p>
-      <w:pPr>
-        <w:spacing w:before="80" w:after="40"/>
-      </w:pPr>
-      <w:r>
-        <w:rPr>
-          <w:rFonts w:ascii="Calibri" w:hAnsi="Calibri"/>
-          <w:b/>
-          <w:i w:val="0"/>
-          <w:color w:val="1F3864"/>
-          <w:sz w:val="22"/>
-        </w:rPr>
-        <w:t>▌ O que dizer se perguntarem sobre essas análises:</w:t>
-      </w:r>
-    </w:p>
-    <w:p>
-      <w:pPr>
-        <w:spacing w:after="40"/>
-        <w:ind w:left="454"/>
-      </w:pPr>
-      <w:r>
-        <w:rPr>
-          <w:rFonts w:ascii="Calibri" w:hAnsi="Calibri"/>
-          <w:b w:val="0"/>
-          <w:i w:val="0"/>
-          <w:sz w:val="21"/>
-        </w:rPr>
-        <w:t>'O Heckman resolve a crítica de que estamos vendo apenas os 'bem-sucedidos'. O resultado (λ negativo e gap que cresce com a correção) indica que a exclusão racial do mercado de trabalho é real e que os excluídos estariam em situação ainda pior.'</w:t>
-      </w:r>
-    </w:p>
-    <w:p>
-      <w:pPr>
-        <w:spacing w:after="40"/>
-        <w:ind w:left="454"/>
-      </w:pPr>
-      <w:r>
-        <w:rPr>
-          <w:rFonts w:ascii="Calibri" w:hAnsi="Calibri"/>
-          <w:b w:val="0"/>
-          <w:i w:val="0"/>
-          <w:sz w:val="21"/>
-        </w:rPr>
-        <w:t>'O Chow mostra quebra estrutural em 2020. O DiD mostra convergência aparente de curto prazo (τ=+0.015): negros sofreram menos no diferencial salarial, mas provavelmente por seleção de saída — não por melhora real. O gap de longo prazo permanece estável.'</w:t>
-      </w:r>
-    </w:p>
-    <w:p/>
-    <w:p>
-      <w:pPr>
-        <w:pStyle w:val="Heading2"/>
-      </w:pPr>
-      <w:r>
-        <w:rPr>
-          <w:rFonts w:ascii="Calibri" w:hAnsi="Calibri"/>
-          <w:color w:val="1F3864"/>
-        </w:rPr>
-        <w:t>Pesquisa Operacional — Priorização de Políticas (TOPSIS, AHP, LP)</w:t>
-      </w:r>
-    </w:p>
-    <w:p>
-      <w:pPr>
-        <w:spacing w:before="80" w:after="120"/>
-        <w:jc w:val="left"/>
-      </w:pPr>
-      <w:r>
-        <w:rPr>
-          <w:rFonts w:ascii="Calibri" w:hAnsi="Calibri"/>
-          <w:b/>
-          <w:i w:val="0"/>
-          <w:color w:val="1F3864"/>
-          <w:sz w:val="22"/>
-        </w:rPr>
-        <w:t>O que é e por que está na dissertação:</w:t>
-      </w:r>
-    </w:p>
-    <w:p>
-      <w:pPr>
-        <w:pStyle w:val="ListBullet"/>
-        <w:spacing w:after="60"/>
-        <w:ind w:left="283"/>
-      </w:pPr>
-      <w:r>
-        <w:rPr>
-          <w:rFonts w:ascii="Calibri" w:hAnsi="Calibri"/>
-          <w:b w:val="0"/>
-          <w:i w:val="0"/>
-          <w:sz w:val="22"/>
-        </w:rPr>
-        <w:t>PO (Pesquisa Operacional) transforma o diagnóstico empírico em recomendações de política priorizadas objetivamente. Sem PO, a dissertação terminaria com 'há discriminação' — com PO, termina com 'e aqui está a política mais custo-eficaz para combatê-la, formalmente justificada'.</w:t>
-      </w:r>
-    </w:p>
-    <w:p>
-      <w:pPr>
-        <w:pStyle w:val="ListBullet"/>
-        <w:spacing w:after="60"/>
-        <w:ind w:left="283"/>
-      </w:pPr>
-      <w:r>
-        <w:rPr>
-          <w:rFonts w:ascii="Calibri" w:hAnsi="Calibri"/>
-          <w:b w:val="0"/>
-          <w:i w:val="0"/>
-          <w:sz w:val="22"/>
-        </w:rPr>
-        <w:t>Métodos: TOPSIS (ranking multicritério), AHP (pesos dos critérios, CR=0,004 ← consistente), LP (Programação Linear com restrição orçamentária), Pareto frontier (eficiência custo × impacto).</w:t>
-      </w:r>
-    </w:p>
-    <w:p>
-      <w:pPr>
-        <w:spacing w:before="80" w:after="120"/>
-        <w:jc w:val="left"/>
-      </w:pPr>
-      <w:r>
-        <w:rPr>
-          <w:rFonts w:ascii="Calibri" w:hAnsi="Calibri"/>
-          <w:b/>
-          <w:i w:val="0"/>
-          <w:color w:val="1F3864"/>
-          <w:sz w:val="22"/>
-        </w:rPr>
-        <w:t>TOPSIS — Ranking de Políticas (critérios: impacto no gap, custo, viabilidade, prazo):</w:t>
-      </w:r>
-    </w:p>
-    <w:p>
-      <w:pPr>
-        <w:pStyle w:val="ListBullet"/>
-        <w:spacing w:after="60"/>
-        <w:ind w:left="283"/>
-      </w:pPr>
-      <w:r>
-        <w:rPr>
-          <w:rFonts w:ascii="Calibri" w:hAnsi="Calibri"/>
-          <w:b w:val="0"/>
-          <w:i w:val="0"/>
-          <w:sz w:val="22"/>
-        </w:rPr>
-        <w:t>#1 Cotas em CBO 1–4 (P1): CC=0,834 — política mais próxima da 'solução ideal'. Ataca diretamente o mecanismo de exclusão de acesso a ocupações qualificadas que explica 84% do gap via dotações.</w:t>
-      </w:r>
-    </w:p>
-    <w:p>
-      <w:pPr>
-        <w:pStyle w:val="ListBullet"/>
-        <w:spacing w:after="60"/>
-        <w:ind w:left="283"/>
-      </w:pPr>
-      <w:r>
-        <w:rPr>
-          <w:rFonts w:ascii="Calibri" w:hAnsi="Calibri"/>
-          <w:b w:val="0"/>
-          <w:i w:val="0"/>
-          <w:sz w:val="22"/>
-        </w:rPr>
-        <w:t>#2 Equidade Educacional (P2): CC=0,588 — segunda mais eficiente. Reduz o componente de dotações educacionais.</w:t>
-      </w:r>
-    </w:p>
-    <w:p>
-      <w:pPr>
-        <w:pStyle w:val="ListBullet"/>
-        <w:spacing w:after="60"/>
-        <w:ind w:left="283"/>
-      </w:pPr>
-      <w:r>
-        <w:rPr>
-          <w:rFonts w:ascii="Calibri" w:hAnsi="Calibri"/>
-          <w:b w:val="0"/>
-          <w:i w:val="0"/>
-          <w:sz w:val="22"/>
-        </w:rPr>
-        <w:t>#3 Mentoria e Redes (P3): CC=0,396 — responde diretamente ao achado da SNA (betweenness=0 para negros = sem capital social estrutural).</w:t>
-      </w:r>
-    </w:p>
-    <w:p>
-      <w:pPr>
-        <w:pStyle w:val="ListBullet"/>
-        <w:spacing w:after="60"/>
-        <w:ind w:left="283"/>
-      </w:pPr>
-      <w:r>
-        <w:rPr>
-          <w:rFonts w:ascii="Calibri" w:hAnsi="Calibri"/>
-          <w:b w:val="0"/>
-          <w:i w:val="0"/>
-          <w:sz w:val="22"/>
-        </w:rPr>
-        <w:t>#4 Transparência Salarial (P4): CC=0,342 — ataca os retornos diferenciais (16%).</w:t>
-      </w:r>
-    </w:p>
-    <w:p>
-      <w:pPr>
-        <w:pStyle w:val="ListBullet"/>
-        <w:spacing w:after="60"/>
-        <w:ind w:left="283"/>
-      </w:pPr>
-      <w:r>
-        <w:rPr>
-          <w:rFonts w:ascii="Calibri" w:hAnsi="Calibri"/>
-          <w:b w:val="0"/>
-          <w:i w:val="0"/>
-          <w:sz w:val="22"/>
-        </w:rPr>
-        <w:t>PL-1 (Cotas CBO): projeta redução de 25,1% do gap bruto em simulações de LP.</w:t>
-      </w:r>
-    </w:p>
-    <w:p>
-      <w:pPr>
-        <w:spacing w:before="80" w:after="120"/>
-        <w:jc w:val="left"/>
-      </w:pPr>
-      <w:r>
-        <w:rPr>
-          <w:rFonts w:ascii="Calibri" w:hAnsi="Calibri"/>
-          <w:b/>
-          <w:i w:val="0"/>
-          <w:color w:val="1F3864"/>
-          <w:sz w:val="22"/>
-        </w:rPr>
-        <w:t>AHP — Consistência dos Pesos:</w:t>
-      </w:r>
-    </w:p>
-    <w:p>
-      <w:pPr>
-        <w:pStyle w:val="ListBullet"/>
-        <w:spacing w:after="60"/>
-        <w:ind w:left="283"/>
-      </w:pPr>
-      <w:r>
-        <w:rPr>
-          <w:rFonts w:ascii="Calibri" w:hAnsi="Calibri"/>
-          <w:b w:val="0"/>
-          <w:i w:val="0"/>
-          <w:sz w:val="22"/>
-        </w:rPr>
-        <w:t>CR=0,004 (&lt; 0,10 = aceitável). A matriz de comparação por pares de critérios é consistente — os pesos refletem preferências racionais e transitivas.</w:t>
-      </w:r>
-    </w:p>
-    <w:p>
-      <w:pPr>
-        <w:spacing w:before="80" w:after="40"/>
-      </w:pPr>
-      <w:r>
-        <w:rPr>
-          <w:rFonts w:ascii="Calibri" w:hAnsi="Calibri"/>
-          <w:b/>
-          <w:i w:val="0"/>
-          <w:color w:val="FF8F00"/>
-          <w:sz w:val="22"/>
-        </w:rPr>
-        <w:t>▌ O que dizer se perguntarem sobre PO:</w:t>
-      </w:r>
-    </w:p>
-    <w:p>
-      <w:pPr>
-        <w:spacing w:after="40"/>
-        <w:ind w:left="454"/>
-      </w:pPr>
-      <w:r>
-        <w:rPr>
-          <w:rFonts w:ascii="Calibri" w:hAnsi="Calibri"/>
-          <w:b w:val="0"/>
-          <w:i w:val="0"/>
-          <w:sz w:val="21"/>
-        </w:rPr>
-        <w:t>'A PO não é um método avaliativo adicional — é a tradução dos resultados empíricos em ação. A decomposição OB mostra que 84% do gap é de dotações → isso informa os pesos do TOPSIS. A SNA mostra que betweenness=0 → isso entra no critério de viabilidade da política P3. Os métodos são encadeados: diagnóstico → priorização → simulação.'</w:t>
-      </w:r>
-    </w:p>
-    <w:p>
-      <w:pPr>
-        <w:spacing w:after="40"/>
-        <w:ind w:left="454"/>
-      </w:pPr>
-      <w:r>
-        <w:rPr>
-          <w:rFonts w:ascii="Calibri" w:hAnsi="Calibri"/>
-          <w:b w:val="0"/>
-          <w:i w:val="0"/>
-          <w:sz w:val="21"/>
-        </w:rPr>
-        <w:t>'O TOPSIS é um método multi-critério MCDM clássico (Hwang &amp; Yoon, 1981). Ele ranqueia alternativas pela distância relativa à solução ideal e à pior solução. CR&lt;0,10 no AHP é o padrão de consistência de Saaty (1980) — garantia de que os pesos derivados da comparação por pares são internamente consistentes.'</w:t>
-      </w:r>
-    </w:p>
-    <w:p/>
-    <w:p>
-      <w:pPr>
-        <w:pStyle w:val="Heading2"/>
-      </w:pPr>
-      <w:r>
-        <w:rPr>
-          <w:rFonts w:ascii="Calibri" w:hAnsi="Calibri"/>
-          <w:color w:val="1F3864"/>
-        </w:rPr>
-        <w:t>Pesquisa Operacional Regionalizada — Focalização Territorial (BLUP por UF)</w:t>
-      </w:r>
-    </w:p>
-    <w:p>
-      <w:pPr>
-        <w:spacing w:before="80" w:after="120"/>
-        <w:jc w:val="left"/>
-      </w:pPr>
-      <w:r>
-        <w:rPr>
-          <w:rFonts w:ascii="Calibri" w:hAnsi="Calibri"/>
-          <w:b/>
-          <w:i w:val="0"/>
-          <w:color w:val="1F3864"/>
-          <w:sz w:val="22"/>
-        </w:rPr>
-        <w:t>O que é e por que está na dissertação:</w:t>
-      </w:r>
-    </w:p>
-    <w:p>
-      <w:pPr>
-        <w:pStyle w:val="ListBullet"/>
-        <w:spacing w:after="60"/>
-        <w:ind w:left="283"/>
-      </w:pPr>
-      <w:r>
-        <w:rPr>
-          <w:rFonts w:ascii="Calibri" w:hAnsi="Calibri"/>
-          <w:b w:val="0"/>
-          <w:i w:val="0"/>
-          <w:sz w:val="22"/>
-        </w:rPr>
-        <w:t>Extensão da PO que usa o achado do random slope (M3): a penalidade racial NÃO é homogênea entre estados (LRT p&lt;0,001). Em vez de tratar o gap como um número nacional, usa-se o BLUP do MixedLM como gap específico de cada uma das 27 UFs, e um programa linear aloca o orçamento priorizando os estados de maior penalidade.</w:t>
-      </w:r>
-    </w:p>
-    <w:p>
-      <w:pPr>
-        <w:pStyle w:val="ListBullet"/>
-        <w:spacing w:after="60"/>
-        <w:ind w:left="283"/>
-      </w:pPr>
-      <w:r>
-        <w:rPr>
-          <w:rFonts w:ascii="Calibri" w:hAnsi="Calibri"/>
-          <w:b w:val="0"/>
-          <w:i w:val="0"/>
-          <w:sz w:val="22"/>
-        </w:rPr>
-        <w:t>Resultado central: focalizar o orçamento nas UFs mais críticas reduz o gap agregado 68,2% acima da alocação uniforme com orçamento intermediário (B=9 UFs) — e até 125,5% quando o orçamento é escasso (B=3). O ganho vem só da focalização (a efetividade da política é mantida constante entre estados).</w:t>
-      </w:r>
-    </w:p>
-    <w:p>
-      <w:pPr>
-        <w:pStyle w:val="ListBullet"/>
-        <w:spacing w:after="60"/>
-        <w:ind w:left="283"/>
-      </w:pPr>
-      <w:r>
-        <w:rPr>
-          <w:rFonts w:ascii="Calibri" w:hAnsi="Calibri"/>
-          <w:b w:val="0"/>
-          <w:i w:val="0"/>
-          <w:sz w:val="22"/>
-        </w:rPr>
-        <w:t>Prioridades: DF, AM, TO, PA, AC (maior penalidade × maior população negra afetada). Amplitude: DF −20,8% → MG −1,5%. As maiores penalidades concentram-se no Distrito Federal e no Norte — estados mais ricos têm penalidade maior.</w:t>
-      </w:r>
-    </w:p>
-    <w:p>
-      <w:pPr>
-        <w:pStyle w:val="ListBullet"/>
-        <w:spacing w:after="60"/>
-        <w:ind w:left="283"/>
-      </w:pPr>
-      <w:r>
-        <w:rPr>
-          <w:rFonts w:ascii="Calibri" w:hAnsi="Calibri"/>
-          <w:b w:val="0"/>
-          <w:i w:val="0"/>
-          <w:sz w:val="22"/>
-        </w:rPr>
-        <w:t>Decisão metodológica: a base oficial é o BLUP do modelo misto, NÃO a aproximação rápida por OLS estadual + shrinkage empirical Bayes. Os dois divergem (Spearman ρ=0,45), pois o BLUP mantém os coeficientes de controle agrupados nacionalmente enquanto o OLS estadual os libera — não são intercambiáveis.</w:t>
-      </w:r>
-    </w:p>
-    <w:p>
-      <w:pPr>
-        <w:spacing w:before="80" w:after="40"/>
-      </w:pPr>
-      <w:r>
-        <w:rPr>
-          <w:rFonts w:ascii="Calibri" w:hAnsi="Calibri"/>
-          <w:b/>
-          <w:i w:val="0"/>
-          <w:color w:val="FF8F00"/>
-          <w:sz w:val="22"/>
-        </w:rPr>
-        <w:t>▌ O que dizer se perguntarem sobre a PO regionalizada:</w:t>
-      </w:r>
-    </w:p>
-    <w:p>
-      <w:pPr>
-        <w:spacing w:after="40"/>
-        <w:ind w:left="454"/>
-      </w:pPr>
-      <w:r>
-        <w:rPr>
-          <w:rFonts w:ascii="Calibri" w:hAnsi="Calibri"/>
-          <w:b w:val="0"/>
-          <w:i w:val="0"/>
-          <w:sz w:val="21"/>
-        </w:rPr>
-        <w:t>'O random slope provou heterogeneidade geográfica; a PO regional traduz isso em prescrição: como o gap varia de ~−1% a ~−21% entre UFs, espalhar o orçamento por igual é subótimo. Concentrar nas UFs de maior penalidade entrega até dois terços a mais de redução com o mesmo recurso — argumento direto a favor de um desenho federativo diferenciado de política.'</w:t>
-      </w:r>
-    </w:p>
-    <w:p>
-      <w:pPr>
-        <w:spacing w:after="40"/>
-        <w:ind w:left="454"/>
-      </w:pPr>
-      <w:r>
-        <w:rPr>
-          <w:rFonts w:ascii="Calibri" w:hAnsi="Calibri"/>
-          <w:b w:val="0"/>
-          <w:i w:val="0"/>
-          <w:sz w:val="21"/>
-        </w:rPr>
-        <w:t>'Usei os BLUPs (estimadores empíricos de Bayes do modelo misto), não OLS por estado. Mostrei formalmente que eles divergem (Spearman ≈0,42) porque o OLS estadual libera todos os coeficientes de controle, enquanto o modelo misto os mantém nacionais — o BLUP é a estimativa principiada e coerente com o random slope já reportado.'</w:t>
-      </w:r>
-    </w:p>
-    <w:p>
-      <w:pPr>
-        <w:jc w:val="center"/>
-      </w:pPr>
-      <w:r>
-        <w:drawing>
-          <wp:inline xmlns:a="http://schemas.openxmlformats.org/drawingml/2006/main" xmlns:pic="http://schemas.openxmlformats.org/drawingml/2006/picture">
-            <wp:extent cx="4320000" cy="4185476"/>
-            <wp:docPr id="20" name="Picture 20"/>
-            <wp:cNvGraphicFramePr>
-              <a:graphicFrameLocks noChangeAspect="1"/>
-            </wp:cNvGraphicFramePr>
-            <a:graphic>
-              <a:graphicData uri="http://schemas.openxmlformats.org/drawingml/2006/picture">
-                <pic:pic>
-                  <pic:nvPicPr>
-                    <pic:cNvPr id="0" name="mapa_po_regional.png"/>
-                    <pic:cNvPicPr/>
-                  </pic:nvPicPr>
-                  <pic:blipFill>
-                    <a:blip r:embed="rId28"/>
-                    <a:stretch>
-                      <a:fillRect/>
-                    </a:stretch>
-                  </pic:blipFill>
-                  <pic:spPr>
-                    <a:xfrm>
-                      <a:off x="0" y="0"/>
-                      <a:ext cx="4320000" cy="4185476"/>
-                    </a:xfrm>
-                    <a:prstGeom prst="rect"/>
-                  </pic:spPr>
-                </pic:pic>
-              </a:graphicData>
-            </a:graphic>
-          </wp:inline>
-        </w:drawing>
-      </w:r>
-    </w:p>
-    <w:p>
-      <w:pPr>
-        <w:spacing w:after="200"/>
-        <w:jc w:val="center"/>
-      </w:pPr>
-      <w:r>
-        <w:rPr>
-          <w:i/>
-          <w:color w:val="606060"/>
-          <w:sz w:val="18"/>
-        </w:rPr>
-        <w:t>Mapa de calor — penalidade racial salarial por estado (mais escuro = maior desvantagem; ★ = estados prioritários para focalizar o orçamento).</w:t>
-      </w:r>
-    </w:p>
-    <w:p>
-      <w:pPr>
-        <w:spacing w:before="120" w:after="120"/>
-        <w:jc w:val="left"/>
-      </w:pPr>
-      <w:r>
-        <w:rPr>
-          <w:rFonts w:ascii="Calibri" w:hAnsi="Calibri"/>
-          <w:b/>
-          <w:i w:val="0"/>
-          <w:color w:val="1F3864"/>
-          <w:sz w:val="22"/>
-        </w:rPr>
-        <w:t>Random slope também no GLMM (acesso) — versão real (lme4), não proxy:</w:t>
-      </w:r>
-    </w:p>
-    <w:p>
-      <w:pPr>
-        <w:pStyle w:val="ListBullet"/>
-        <w:spacing w:after="60"/>
-        <w:ind w:left="283"/>
-      </w:pPr>
-      <w:r>
-        <w:rPr>
-          <w:rFonts w:ascii="Calibri" w:hAnsi="Calibri"/>
-          <w:b w:val="0"/>
-          <w:i w:val="0"/>
-          <w:sz w:val="22"/>
-        </w:rPr>
-        <w:t>O random slope de negro foi estimado de verdade (lme4::glmer, população completa) nos três desfechos de acesso/teto. O LRT rejeita τ²=0 em todos (p&lt;0,001): a barreira de ACESSO varia entre estados, como o salário — os dois mecanismos da discriminação são geográficos.</w:t>
-      </w:r>
-    </w:p>
-    <w:p>
-      <w:pPr>
-        <w:pStyle w:val="ListBullet"/>
-        <w:spacing w:after="60"/>
-        <w:ind w:left="283"/>
-      </w:pPr>
-      <w:r>
-        <w:rPr>
-          <w:rFonts w:ascii="Calibri" w:hAnsi="Calibri"/>
-          <w:b w:val="0"/>
-          <w:i w:val="0"/>
-          <w:sz w:val="22"/>
-        </w:rPr>
-        <w:t>Contraste a destacar: o gap salarial é MAIOR nos estados ricos (ρ=−0,37), mas a barreira de acesso a cargos qualificados é MENOR neles (ρ=0,65) — acesso mais fácil onde há mais empregos qualificados, porém gap salarial maior uma vez dentro.</w:t>
-      </w:r>
-    </w:p>
-    <w:p>
-      <w:pPr>
-        <w:pStyle w:val="ListBullet"/>
-        <w:spacing w:after="60"/>
-        <w:ind w:left="283"/>
-      </w:pPr>
-      <w:r>
-        <w:rPr>
-          <w:rFonts w:ascii="Calibri" w:hAnsi="Calibri"/>
-          <w:b w:val="0"/>
-          <w:i w:val="0"/>
-          <w:sz w:val="22"/>
-        </w:rPr>
-        <w:t>Setor: o concurso público NÃO dissolve a barreira de acesso (OR público=0,705 ≈ privado=0,698) nem a homogeneíza entre UFs — refina 'o Estado ajuda, mas não resolve'.</w:t>
-      </w:r>
-    </w:p>
-    <w:p>
-      <w:pPr>
-        <w:pStyle w:val="ListBullet"/>
-        <w:spacing w:after="60"/>
-        <w:ind w:left="283"/>
-      </w:pPr>
-      <w:r>
-        <w:rPr>
-          <w:rFonts w:ascii="Calibri" w:hAnsi="Calibri"/>
-          <w:b w:val="0"/>
-          <w:i w:val="0"/>
-          <w:sz w:val="22"/>
-        </w:rPr>
-        <w:t>Contraste SALÁRIO × ACESSO (HLM por setor): no salário o público ATENUA o gap racial (7,7% vs 11,1% privado) e o homogeneíza entre UFs; no acesso, não. Frase de defesa: 'o concurso equaliza o pagamento de quem entra, não a entrada'.</w:t>
-      </w:r>
-    </w:p>
-    <w:p>
-      <w:pPr>
-        <w:pStyle w:val="ListBullet"/>
-        <w:spacing w:after="60"/>
-        <w:ind w:left="283"/>
-      </w:pPr>
-      <w:r>
-        <w:rPr>
-          <w:rFonts w:ascii="Calibri" w:hAnsi="Calibri"/>
-          <w:b w:val="0"/>
-          <w:i w:val="0"/>
-          <w:sz w:val="22"/>
-        </w:rPr>
-        <w:t>Nível de gênero (HLM): o gap de gênero também varia entre estados (LRT p&lt;0,001), com dispersão MAIOR que o racial (DP 0,064 vs 0,049); ρ negativo (−0,46) — onde a penalidade racial é maior, a de gênero tende a ser menor.</w:t>
-      </w:r>
-    </w:p>
-    <w:p>
-      <w:pPr>
-        <w:pStyle w:val="ListBullet"/>
-        <w:spacing w:after="60"/>
-        <w:ind w:left="283"/>
-      </w:pPr>
-      <w:r>
-        <w:rPr>
-          <w:rFonts w:ascii="Calibri" w:hAnsi="Calibri"/>
-          <w:b w:val="0"/>
-          <w:i w:val="0"/>
-          <w:sz w:val="22"/>
-        </w:rPr>
-        <w:t>Gênero no GLMM (acesso): mulheres têm MAIS acesso a ocupações qualificadas (OR=1,99&gt;1, profissões feminizadas), mas MUITO MENOS ao topo da renda (OR top10=0,518). Frase: 'o teto de vidro de gênero é de REMUNERAÇÃO, não de categoria' — e varia mais entre estados que o racial no topo (~10×).</w:t>
-      </w:r>
-    </w:p>
-    <w:p/>
-    <w:p>
-      <w:r>
-        <w:br w:type="page"/>
-      </w:r>
-    </w:p>
     <w:p>
       <w:pPr>
         <w:pStyle w:val="Heading1"/>
